--- a/templates/04_-_Business_Process_Requirement_-_Work_Orders.docx
+++ b/templates/04_-_Business_Process_Requirement_-_Work_Orders.docx
@@ -529,7 +529,7 @@
                 <w:sz w:val="22"/>
                 <w:szCs w:val="22"/>
               </w:rPr>
-              <w:t>{{DATE}}</w:t>
+              <w:t>{{SESSION_DATE}}</w:t>
             </w:r>
           </w:p>
         </w:tc>
@@ -554,7 +554,7 @@
                 <w:sz w:val="22"/>
                 <w:szCs w:val="22"/>
               </w:rPr>
-              <w:t>{{CONSULTANT_NAME}}</w:t>
+              <w:t>{{WORKSHOP_OWNER}}</w:t>
             </w:r>
           </w:p>
         </w:tc>
@@ -2057,7 +2057,6 @@
       <w:r>
         <w:rPr>
           <w:rFonts w:ascii="Calibri" w:hAnsi="Calibri" w:cs="Calibri"/>
-          <w:highlight w:val="yellow"/>
         </w:rPr>
         <w:t>{{CLIENT_NAME}}</w:t>
       </w:r>
@@ -5520,7 +5519,6 @@
                 <w:rFonts w:asciiTheme="minorHAnsi" w:hAnsiTheme="minorHAnsi" w:cstheme="minorHAnsi"/>
                 <w:sz w:val="22"/>
                 <w:szCs w:val="22"/>
-                <w:highlight w:val="yellow"/>
                 <w:lang w:val="en-US" w:eastAsia="en-US"/>
               </w:rPr>
               <w:t>{{CLIENT_NAME}}</w:t>
@@ -5641,7 +5639,6 @@
                 <w:rFonts w:asciiTheme="minorHAnsi" w:hAnsiTheme="minorHAnsi" w:cstheme="minorHAnsi"/>
                 <w:sz w:val="22"/>
                 <w:szCs w:val="22"/>
-                <w:highlight w:val="yellow"/>
                 <w:lang w:val="en-US" w:eastAsia="en-US"/>
               </w:rPr>
               <w:t>{{CLIENT_NAME}}</w:t>

--- a/templates/04_-_Business_Process_Requirement_-_Work_Orders.docx
+++ b/templates/04_-_Business_Process_Requirement_-_Work_Orders.docx
@@ -128,18 +128,7 @@
                                 <w:sz w:val="34"/>
                                 <w:szCs w:val="34"/>
                               </w:rPr>
-                              <w:t>Facilities Management</w:t>
-                            </w:r>
-                            <w:r>
-                              <w:rPr>
-                                <w:rFonts w:ascii="Arial" w:hAnsi="Arial" w:cs="Arial"/>
-                                <w:b/>
-                                <w:i/>
-                                <w:color w:val="808080"/>
-                                <w:sz w:val="34"/>
-                                <w:szCs w:val="34"/>
-                              </w:rPr>
-                              <w:t xml:space="preserve"> – Work Orders</w:t>
+                              <w:t>Facilities Management – Work Orders</w:t>
                             </w:r>
                           </w:p>
                         </w:txbxContent>
@@ -165,7 +154,7 @@
                 <v:stroke joinstyle="miter"/>
                 <v:path gradientshapeok="t" o:connecttype="rect"/>
               </v:shapetype>
-              <v:shape id="Text Box 2" o:spid="_x0000_s1026" type="#_x0000_t202" style="position:absolute;margin-left:4.2pt;margin-top:113.35pt;width:444.5pt;height:154.95pt;z-index:251658240;visibility:visible;mso-wrap-style:square;mso-width-percent:0;mso-height-percent:0;mso-wrap-distance-left:9pt;mso-wrap-distance-top:0;mso-wrap-distance-right:9pt;mso-wrap-distance-bottom:0;mso-position-horizontal:absolute;mso-position-horizontal-relative:text;mso-position-vertical:absolute;mso-position-vertical-relative:text;mso-width-percent:0;mso-height-percent:0;mso-width-relative:margin;mso-height-relative:margin;v-text-anchor:middle" o:gfxdata="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" stroked="f">
+              <v:shape id="Text Box 2" o:spid="_x0000_s1026" type="#_x0000_t202" style="position:absolute;margin-left:4.2pt;margin-top:113.35pt;width:444.5pt;height:154.95pt;z-index:251658240;visibility:visible;mso-wrap-style:square;mso-width-percent:0;mso-height-percent:0;mso-wrap-distance-left:9pt;mso-wrap-distance-top:0;mso-wrap-distance-right:9pt;mso-wrap-distance-bottom:0;mso-position-horizontal:absolute;mso-position-horizontal-relative:text;mso-position-vertical:absolute;mso-position-vertical-relative:text;mso-width-percent:0;mso-height-percent:0;mso-width-relative:margin;mso-height-relative:margin;v-text-anchor:middle" o:gfxdata="UEsDBBQABgAIAAAAIQC2gziS/gAAAOEBAAATAAAAW0NvbnRlbnRfVHlwZXNdLnhtbJSRQU7DMBBF 90jcwfIWJU67QAgl6YK0S0CoHGBkTxKLZGx5TGhvj5O2G0SRWNoz/78nu9wcxkFMGNg6quQqL6RA 0s5Y6ir5vt9lD1JwBDIwOMJKHpHlpr69KfdHjyxSmriSfYz+USnWPY7AufNIadK6MEJMx9ApD/oD OlTrorhX2lFEilmcO2RdNtjC5xDF9pCuTyYBB5bi6bQ4syoJ3g9WQ0ymaiLzg5KdCXlKLjvcW893 SUOqXwnz5DrgnHtJTxOsQfEKIT7DmDSUCaxw7Rqn8787ZsmRM9e2VmPeBN4uqYvTtW7jvijg9N/y JsXecLq0q+WD6m8AAAD//wMAUEsDBBQABgAIAAAAIQA4/SH/1gAAAJQBAAALAAAAX3JlbHMvLnJl bHOkkMFqwzAMhu+DvYPRfXGawxijTi+j0GvpHsDYimMaW0Yy2fr2M4PBMnrbUb/Q94l/f/hMi1qR JVI2sOt6UJgd+ZiDgffL8ekFlFSbvV0oo4EbChzGx4f9GRdb25HMsYhqlCwG5lrLq9biZkxWOiqY 22YiTra2kYMu1l1tQD30/bPm3wwYN0x18gb45AdQl1tp5j/sFB2T0FQ7R0nTNEV3j6o9feQzro1i OWA14Fm+Q8a1a8+Bvu/d/dMb2JY5uiPbhG/ktn4cqGU/er3pcvwCAAD//wMAUEsDBBQABgAIAAAA IQBtc0M2AQIAAOoDAAAOAAAAZHJzL2Uyb0RvYy54bWysU1Fv0zAQfkfiP1h+p2mqttuiptPoVIQ0 GNLgBziOk1g4PnN2m4xfz9npugJviDxYOZ/93X3ffd7cjr1hR4Vegy15PptzpqyEWtu25N++7t9d c+aDsLUwYFXJn5Xnt9u3bzaDK9QCOjC1QkYg1heDK3kXgiuyzMtO9cLPwClLyQawF4FCbLMaxUDo vckW8/k6GwBrhyCV97R7PyX5NuE3jZLhsWm8CsyUnHoLacW0VnHNthtRtChcp+WpDfEPXfRCWyp6 hroXQbAD6r+gei0RPDRhJqHPoGm0VIkDscnnf7B56oRTiQuJ491ZJv//YOXn45P7giyM72GkASYS 3j2A/O6ZhV0nbKvuEGHolKipcB4lywbni9PVKLUvfASphk9Q05DFIUACGhvsoyrEkxE6DeD5LLoa A5O0uVovV/mKUpJy+c366nq9SjVE8XLdoQ8fFPQs/pQcaaoJXhwffIjtiOLlSKzmweh6r41JAbbV ziA7CnLAPn3TXeM6Me0mFxCGn44mvN8wjI1IFiLmVC7uJBEi70mBMFYjJaMYFdTPJAfCZDd6HvTT Af7kbCCrldz/OAhUnJmPliS9yZfL6M0ULFdXCwrwMlNdZoSVBFVyGZCzKdiFydEHh7rtqNY0Rgt3 NIhGJ4le+zp1ToZKTE/mj469jNOp1ye6/QUAAP//AwBQSwMEFAAGAAgAAAAhACj8t7HeAAAACQEA AA8AAABkcnMvZG93bnJldi54bWxMj0tPwzAQhO9I/AdrkbhRmwBpGuJUCPFQj7T07sZLEvAj2G4T +uu7nOA4O6OZb6vlZA07YIi9dxKuZwIYusbr3rUS3jfPVwWwmJTTyniHEn4wwrI+P6tUqf3o3vCw Ti2jEhdLJaFLaSg5j02HVsWZH9CR9+GDVYlkaLkOaqRya3gmRM6t6h0tdGrAxw6br/XeShhfjqun lXkVYYPN9lMcVTv5bykvL6aHe2AJp/QXhl98QoeamHZ+73RkRkJxS0EJWZbPgZFfLOZ02Um4u8lz 4HXF/39QnwAAAP//AwBQSwECLQAUAAYACAAAACEAtoM4kv4AAADhAQAAEwAAAAAAAAAAAAAAAAAA AAAAW0NvbnRlbnRfVHlwZXNdLnhtbFBLAQItABQABgAIAAAAIQA4/SH/1gAAAJQBAAALAAAAAAAA AAAAAAAAAC8BAABfcmVscy8ucmVsc1BLAQItABQABgAIAAAAIQBtc0M2AQIAAOoDAAAOAAAAAAAA AAAAAAAAAC4CAABkcnMvZTJvRG9jLnhtbFBLAQItABQABgAIAAAAIQAo/Lex3gAAAAkBAAAPAAAA AAAAAAAAAAAAAFsEAABkcnMvZG93bnJldi54bWxQSwUGAAAAAAQABADzAAAAZgUAAAAA " stroked="f">
                 <v:fill opacity="0"/>
                 <v:textbox>
                   <w:txbxContent>
@@ -224,18 +213,7 @@
                           <w:sz w:val="34"/>
                           <w:szCs w:val="34"/>
                         </w:rPr>
-                        <w:t>Facilities Management</w:t>
-                      </w:r>
-                      <w:r>
-                        <w:rPr>
-                          <w:rFonts w:ascii="Arial" w:hAnsi="Arial" w:cs="Arial"/>
-                          <w:b/>
-                          <w:i/>
-                          <w:color w:val="808080"/>
-                          <w:sz w:val="34"/>
-                          <w:szCs w:val="34"/>
-                        </w:rPr>
-                        <w:t xml:space="preserve"> – Work Orders</w:t>
+                        <w:t>Facilities Management – Work Orders</w:t>
                       </w:r>
                     </w:p>
                   </w:txbxContent>
@@ -244,15 +222,6 @@
             </w:pict>
           </mc:Fallback>
         </mc:AlternateContent>
-      </w:r>
-      <w:r>
-        <w:rPr>
-          <w:rFonts w:asciiTheme="minorHAnsi" w:hAnsiTheme="minorHAnsi" w:cstheme="minorHAnsi"/>
-          <w:noProof/>
-          <w:sz w:val="24"/>
-          <w:szCs w:val="24"/>
-          <w:lang w:val="en-US" w:eastAsia="en-US"/>
-        </w:rPr>
         <w:drawing>
           <wp:inline distT="0" distB="0" distL="0" distR="0" wp14:anchorId="5E0A99E4" wp14:editId="57BEA2E2">
             <wp:extent cx="5700809" cy="6877878"/>
@@ -1372,55 +1341,7 @@
           <w:sz w:val="22"/>
           <w:szCs w:val="22"/>
         </w:rPr>
-        <w:t xml:space="preserve">This document: (1) contains confidential and proprietary information; (2) is protected by copyright and other intellectual property laws; and (3) is intended solely for Yardi Systems, Inc. licensees </w:t>
-      </w:r>
-      <w:r>
-        <w:rPr>
-          <w:rFonts w:asciiTheme="minorHAnsi" w:hAnsiTheme="minorHAnsi"/>
-          <w:sz w:val="22"/>
-          <w:szCs w:val="22"/>
-        </w:rPr>
-        <w:t>about</w:t>
-      </w:r>
-      <w:r>
-        <w:rPr>
-          <w:rFonts w:asciiTheme="minorHAnsi" w:hAnsiTheme="minorHAnsi"/>
-          <w:sz w:val="22"/>
-          <w:szCs w:val="22"/>
-        </w:rPr>
-        <w:t xml:space="preserve"> their use of Ya</w:t>
-      </w:r>
-      <w:r>
-        <w:rPr>
-          <w:rFonts w:asciiTheme="minorHAnsi" w:hAnsiTheme="minorHAnsi"/>
-          <w:sz w:val="22"/>
-          <w:szCs w:val="22"/>
-        </w:rPr>
-        <w:t xml:space="preserve">rdi </w:t>
-      </w:r>
-      <w:r>
-        <w:rPr>
-          <w:rFonts w:asciiTheme="minorHAnsi" w:hAnsiTheme="minorHAnsi"/>
-          <w:sz w:val="22"/>
-          <w:szCs w:val="22"/>
-        </w:rPr>
-        <w:t>software.</w:t>
-      </w:r>
-      <w:r>
-        <w:rPr>
-          <w:rFonts w:asciiTheme="minorHAnsi" w:hAnsiTheme="minorHAnsi"/>
-          <w:sz w:val="22"/>
-          <w:szCs w:val="22"/>
-        </w:rPr>
-        <w:t xml:space="preserve"> Use</w:t>
-      </w:r>
-      <w:r>
-        <w:rPr>
-          <w:rFonts w:asciiTheme="minorHAnsi" w:hAnsiTheme="minorHAnsi"/>
-          <w:sz w:val="22"/>
-          <w:szCs w:val="22"/>
-        </w:rPr>
-        <w:t xml:space="preserve"> of this document is subject to the terms and conditions of a Yardi Systems, Inc. software license agreement including, but not limited to, restrictions on its use and disclosure.</w:t>
+        <w:t>This document: (1) contains confidential and proprietary information; (2) is protected by copyright and other intellectual property laws; and (3) is intended solely for Yardi Systems, Inc. licensees about their use of Yardi software. Use of this document is subject to the terms and conditions of a Yardi Systems, Inc. software license agreement including, but not limited to, restrictions on its use and disclosure.</w:t>
       </w:r>
     </w:p>
     <w:p>
@@ -1570,40 +1491,10 @@
                 <w:webHidden/>
               </w:rPr>
               <w:tab/>
-            </w:r>
-            <w:r>
-              <w:rPr>
-                <w:webHidden/>
-              </w:rPr>
               <w:fldChar w:fldCharType="begin"/>
-            </w:r>
-            <w:r>
-              <w:rPr>
-                <w:webHidden/>
-              </w:rPr>
               <w:instrText xml:space="preserve"> PAGEREF _Toc80276313 \h </w:instrText>
-            </w:r>
-            <w:r>
-              <w:rPr>
-                <w:webHidden/>
-              </w:rPr>
-            </w:r>
-            <w:r>
-              <w:rPr>
-                <w:webHidden/>
-              </w:rPr>
               <w:fldChar w:fldCharType="separate"/>
-            </w:r>
-            <w:r>
-              <w:rPr>
-                <w:webHidden/>
-              </w:rPr>
               <w:t>2</w:t>
-            </w:r>
-            <w:r>
-              <w:rPr>
-                <w:webHidden/>
-              </w:rPr>
               <w:fldChar w:fldCharType="end"/>
             </w:r>
           </w:hyperlink>
@@ -1631,40 +1522,10 @@
                 <w:webHidden/>
               </w:rPr>
               <w:tab/>
-            </w:r>
-            <w:r>
-              <w:rPr>
-                <w:webHidden/>
-              </w:rPr>
               <w:fldChar w:fldCharType="begin"/>
-            </w:r>
-            <w:r>
-              <w:rPr>
-                <w:webHidden/>
-              </w:rPr>
               <w:instrText xml:space="preserve"> PAGEREF _Toc80276314 \h </w:instrText>
-            </w:r>
-            <w:r>
-              <w:rPr>
-                <w:webHidden/>
-              </w:rPr>
-            </w:r>
-            <w:r>
-              <w:rPr>
-                <w:webHidden/>
-              </w:rPr>
               <w:fldChar w:fldCharType="separate"/>
-            </w:r>
-            <w:r>
-              <w:rPr>
-                <w:webHidden/>
-              </w:rPr>
               <w:t>2</w:t>
-            </w:r>
-            <w:r>
-              <w:rPr>
-                <w:webHidden/>
-              </w:rPr>
               <w:fldChar w:fldCharType="end"/>
             </w:r>
           </w:hyperlink>
@@ -1691,40 +1552,10 @@
                 <w:webHidden/>
               </w:rPr>
               <w:tab/>
-            </w:r>
-            <w:r>
-              <w:rPr>
-                <w:webHidden/>
-              </w:rPr>
               <w:fldChar w:fldCharType="begin"/>
-            </w:r>
-            <w:r>
-              <w:rPr>
-                <w:webHidden/>
-              </w:rPr>
               <w:instrText xml:space="preserve"> PAGEREF _Toc80276315 \h </w:instrText>
-            </w:r>
-            <w:r>
-              <w:rPr>
-                <w:webHidden/>
-              </w:rPr>
-            </w:r>
-            <w:r>
-              <w:rPr>
-                <w:webHidden/>
-              </w:rPr>
               <w:fldChar w:fldCharType="separate"/>
-            </w:r>
-            <w:r>
-              <w:rPr>
-                <w:webHidden/>
-              </w:rPr>
               <w:t>2</w:t>
-            </w:r>
-            <w:r>
-              <w:rPr>
-                <w:webHidden/>
-              </w:rPr>
               <w:fldChar w:fldCharType="end"/>
             </w:r>
           </w:hyperlink>
@@ -1751,40 +1582,10 @@
                 <w:webHidden/>
               </w:rPr>
               <w:tab/>
-            </w:r>
-            <w:r>
-              <w:rPr>
-                <w:webHidden/>
-              </w:rPr>
               <w:fldChar w:fldCharType="begin"/>
-            </w:r>
-            <w:r>
-              <w:rPr>
-                <w:webHidden/>
-              </w:rPr>
               <w:instrText xml:space="preserve"> PAGEREF _Toc80276316 \h </w:instrText>
-            </w:r>
-            <w:r>
-              <w:rPr>
-                <w:webHidden/>
-              </w:rPr>
-            </w:r>
-            <w:r>
-              <w:rPr>
-                <w:webHidden/>
-              </w:rPr>
               <w:fldChar w:fldCharType="separate"/>
-            </w:r>
-            <w:r>
-              <w:rPr>
-                <w:webHidden/>
-              </w:rPr>
               <w:t>3</w:t>
-            </w:r>
-            <w:r>
-              <w:rPr>
-                <w:webHidden/>
-              </w:rPr>
               <w:fldChar w:fldCharType="end"/>
             </w:r>
           </w:hyperlink>
@@ -1811,40 +1612,10 @@
                 <w:webHidden/>
               </w:rPr>
               <w:tab/>
-            </w:r>
-            <w:r>
-              <w:rPr>
-                <w:webHidden/>
-              </w:rPr>
               <w:fldChar w:fldCharType="begin"/>
-            </w:r>
-            <w:r>
-              <w:rPr>
-                <w:webHidden/>
-              </w:rPr>
               <w:instrText xml:space="preserve"> PAGEREF _Toc80276317 \h </w:instrText>
-            </w:r>
-            <w:r>
-              <w:rPr>
-                <w:webHidden/>
-              </w:rPr>
-            </w:r>
-            <w:r>
-              <w:rPr>
-                <w:webHidden/>
-              </w:rPr>
               <w:fldChar w:fldCharType="separate"/>
-            </w:r>
-            <w:r>
-              <w:rPr>
-                <w:webHidden/>
-              </w:rPr>
               <w:t>4</w:t>
-            </w:r>
-            <w:r>
-              <w:rPr>
-                <w:webHidden/>
-              </w:rPr>
               <w:fldChar w:fldCharType="end"/>
             </w:r>
           </w:hyperlink>
@@ -1871,40 +1642,10 @@
                 <w:webHidden/>
               </w:rPr>
               <w:tab/>
-            </w:r>
-            <w:r>
-              <w:rPr>
-                <w:webHidden/>
-              </w:rPr>
               <w:fldChar w:fldCharType="begin"/>
-            </w:r>
-            <w:r>
-              <w:rPr>
-                <w:webHidden/>
-              </w:rPr>
               <w:instrText xml:space="preserve"> PAGEREF _Toc80276318 \h </w:instrText>
-            </w:r>
-            <w:r>
-              <w:rPr>
-                <w:webHidden/>
-              </w:rPr>
-            </w:r>
-            <w:r>
-              <w:rPr>
-                <w:webHidden/>
-              </w:rPr>
               <w:fldChar w:fldCharType="separate"/>
-            </w:r>
-            <w:r>
-              <w:rPr>
-                <w:webHidden/>
-              </w:rPr>
               <w:t>5</w:t>
-            </w:r>
-            <w:r>
-              <w:rPr>
-                <w:webHidden/>
-              </w:rPr>
               <w:fldChar w:fldCharType="end"/>
             </w:r>
           </w:hyperlink>
@@ -1931,40 +1672,10 @@
                 <w:webHidden/>
               </w:rPr>
               <w:tab/>
-            </w:r>
-            <w:r>
-              <w:rPr>
-                <w:webHidden/>
-              </w:rPr>
               <w:fldChar w:fldCharType="begin"/>
-            </w:r>
-            <w:r>
-              <w:rPr>
-                <w:webHidden/>
-              </w:rPr>
               <w:instrText xml:space="preserve"> PAGEREF _Toc80276319 \h </w:instrText>
-            </w:r>
-            <w:r>
-              <w:rPr>
-                <w:webHidden/>
-              </w:rPr>
-            </w:r>
-            <w:r>
-              <w:rPr>
-                <w:webHidden/>
-              </w:rPr>
               <w:fldChar w:fldCharType="separate"/>
-            </w:r>
-            <w:r>
-              <w:rPr>
-                <w:webHidden/>
-              </w:rPr>
               <w:t>5</w:t>
-            </w:r>
-            <w:r>
-              <w:rPr>
-                <w:webHidden/>
-              </w:rPr>
               <w:fldChar w:fldCharType="end"/>
             </w:r>
           </w:hyperlink>
@@ -2052,49 +1763,7 @@
         <w:rPr>
           <w:rFonts w:ascii="Calibri" w:hAnsi="Calibri" w:cs="Calibri"/>
         </w:rPr>
-        <w:t xml:space="preserve">The purpose of this document is to provide insight to </w:t>
-      </w:r>
-      <w:r>
-        <w:rPr>
-          <w:rFonts w:ascii="Calibri" w:hAnsi="Calibri" w:cs="Calibri"/>
-        </w:rPr>
-        <w:t>{{CLIENT_NAME}}</w:t>
-      </w:r>
-      <w:r>
-        <w:rPr>
-          <w:rFonts w:ascii="Calibri" w:hAnsi="Calibri" w:cs="Calibri"/>
-        </w:rPr>
-        <w:t xml:space="preserve"> </w:t>
-      </w:r>
-      <w:r>
-        <w:rPr>
-          <w:rFonts w:ascii="Calibri" w:hAnsi="Calibri" w:cs="Calibri"/>
-        </w:rPr>
-        <w:t>Business Processes and System requirements</w:t>
-      </w:r>
-      <w:r>
-        <w:rPr>
-          <w:rFonts w:ascii="Calibri" w:hAnsi="Calibri" w:cs="Calibri"/>
-        </w:rPr>
-        <w:t xml:space="preserve"> for Facilities Management</w:t>
-      </w:r>
-      <w:r>
-        <w:rPr>
-          <w:rFonts w:ascii="Calibri" w:hAnsi="Calibri" w:cs="Calibri"/>
-        </w:rPr>
-        <w:t xml:space="preserve"> – Work orders</w:t>
-      </w:r>
-      <w:r>
-        <w:rPr>
-          <w:rFonts w:ascii="Calibri" w:hAnsi="Calibri" w:cs="Calibri"/>
-        </w:rPr>
-        <w:t xml:space="preserve">. Yardi </w:t>
-      </w:r>
-      <w:r>
-        <w:rPr>
-          <w:rFonts w:ascii="Calibri" w:hAnsi="Calibri" w:cs="Calibri"/>
-        </w:rPr>
-        <w:t xml:space="preserve">will use these responses to prepare a list of further interview questions and discussion sessions.  </w:t>
+        <w:t xml:space="preserve">The purpose of this document is to provide insight to {{CLIENT_NAME}} Business Processes and System requirements for Facilities Management – Work orders. Yardi will use these responses to prepare a list of further interview questions and discussion sessions.  </w:t>
       </w:r>
     </w:p>
     <w:p>
@@ -2309,15 +1978,7 @@
                 <w:sz w:val="22"/>
                 <w:szCs w:val="22"/>
               </w:rPr>
-              <w:t>Maintenance Business Model</w:t>
-            </w:r>
-            <w:r>
-              <w:rPr>
-                <w:rFonts w:asciiTheme="minorHAnsi" w:hAnsiTheme="minorHAnsi" w:cstheme="minorHAnsi"/>
-                <w:sz w:val="22"/>
-                <w:szCs w:val="22"/>
-              </w:rPr>
-              <w:t>s supported by FM</w:t>
+              <w:t>Maintenance Business Models supported by FM</w:t>
             </w:r>
           </w:p>
         </w:tc>
@@ -2461,33 +2122,7 @@
                 <w:sz w:val="22"/>
                 <w:szCs w:val="22"/>
               </w:rPr>
-              <w:t>FM Engineer</w:t>
-            </w:r>
-            <w:r>
-              <w:rPr>
-                <w:rFonts w:asciiTheme="minorHAnsi" w:hAnsiTheme="minorHAnsi" w:cstheme="minorHAnsi"/>
-                <w:sz w:val="22"/>
-                <w:szCs w:val="22"/>
-              </w:rPr>
-              <w:t xml:space="preserve"> (ELV, </w:t>
-            </w:r>
-            <w:proofErr w:type="spellStart"/>
-            <w:r>
-              <w:rPr>
-                <w:rFonts w:asciiTheme="minorHAnsi" w:hAnsiTheme="minorHAnsi" w:cstheme="minorHAnsi"/>
-                <w:sz w:val="22"/>
-                <w:szCs w:val="22"/>
-              </w:rPr>
-              <w:t>Electical</w:t>
-            </w:r>
-            <w:proofErr w:type="spellEnd"/>
-            <w:r>
-              <w:rPr>
-                <w:rFonts w:asciiTheme="minorHAnsi" w:hAnsiTheme="minorHAnsi" w:cstheme="minorHAnsi"/>
-                <w:sz w:val="22"/>
-                <w:szCs w:val="22"/>
-              </w:rPr>
-              <w:t>, HVAC &amp; Mechanical, Biomedical)</w:t>
+              <w:t>FM Engineer (ELV, Electical, HVAC &amp; Mechanical, Biomedical)</w:t>
             </w:r>
           </w:p>
           <w:p>
@@ -2510,23 +2145,7 @@
                 <w:sz w:val="22"/>
                 <w:szCs w:val="22"/>
               </w:rPr>
-              <w:t>Supervisor</w:t>
-            </w:r>
-            <w:r>
-              <w:rPr>
-                <w:rFonts w:asciiTheme="minorHAnsi" w:hAnsiTheme="minorHAnsi" w:cstheme="minorHAnsi"/>
-                <w:sz w:val="22"/>
-                <w:szCs w:val="22"/>
-              </w:rPr>
-              <w:t xml:space="preserve"> (HVAC, Electrical, </w:t>
-            </w:r>
-            <w:r>
-              <w:rPr>
-                <w:rFonts w:asciiTheme="minorHAnsi" w:hAnsiTheme="minorHAnsi" w:cstheme="minorHAnsi"/>
-                <w:sz w:val="22"/>
-                <w:szCs w:val="22"/>
-              </w:rPr>
-              <w:t>Mechanical, Civil &amp; Landscaping)</w:t>
+              <w:t>Supervisor (HVAC, Electrical, Mechanical, Civil &amp; Landscaping)</w:t>
             </w:r>
           </w:p>
           <w:p>
@@ -2549,31 +2168,7 @@
                 <w:sz w:val="22"/>
                 <w:szCs w:val="22"/>
               </w:rPr>
-              <w:t>Technician</w:t>
-            </w:r>
-            <w:r>
-              <w:rPr>
-                <w:rFonts w:asciiTheme="minorHAnsi" w:hAnsiTheme="minorHAnsi" w:cstheme="minorHAnsi"/>
-                <w:sz w:val="22"/>
-                <w:szCs w:val="22"/>
-              </w:rPr>
-              <w:t xml:space="preserve"> (HVAC, Electrical, Mechanical, Civil &amp; Landscaping, EL</w:t>
-            </w:r>
-            <w:r>
-              <w:rPr>
-                <w:rFonts w:asciiTheme="minorHAnsi" w:hAnsiTheme="minorHAnsi" w:cstheme="minorHAnsi"/>
-                <w:sz w:val="22"/>
-                <w:szCs w:val="22"/>
-              </w:rPr>
-              <w:t>V</w:t>
-            </w:r>
-            <w:r>
-              <w:rPr>
-                <w:rFonts w:asciiTheme="minorHAnsi" w:hAnsiTheme="minorHAnsi" w:cstheme="minorHAnsi"/>
-                <w:sz w:val="22"/>
-                <w:szCs w:val="22"/>
-              </w:rPr>
-              <w:t>)</w:t>
+              <w:t>Technician (HVAC, Electrical, Mechanical, Civil &amp; Landscaping, ELV)</w:t>
             </w:r>
           </w:p>
           <w:p>
@@ -2642,15 +2237,7 @@
                 <w:sz w:val="22"/>
                 <w:szCs w:val="22"/>
               </w:rPr>
-              <w:t>FM Admin</w:t>
-            </w:r>
-            <w:r>
-              <w:rPr>
-                <w:rFonts w:asciiTheme="minorHAnsi" w:hAnsiTheme="minorHAnsi" w:cstheme="minorHAnsi"/>
-                <w:sz w:val="22"/>
-                <w:szCs w:val="22"/>
-              </w:rPr>
-              <w:t xml:space="preserve"> – Document Controller</w:t>
+              <w:t>FM Admin – Document Controller</w:t>
             </w:r>
           </w:p>
           <w:p>
@@ -2738,23 +2325,7 @@
                 <w:sz w:val="22"/>
                 <w:szCs w:val="22"/>
               </w:rPr>
-              <w:t xml:space="preserve">Do </w:t>
-            </w:r>
-            <w:r>
-              <w:rPr>
-                <w:rFonts w:asciiTheme="minorHAnsi" w:hAnsiTheme="minorHAnsi" w:cstheme="minorHAnsi"/>
-                <w:sz w:val="22"/>
-                <w:szCs w:val="22"/>
-              </w:rPr>
-              <w:t>FM team</w:t>
-            </w:r>
-            <w:r>
-              <w:rPr>
-                <w:rFonts w:asciiTheme="minorHAnsi" w:hAnsiTheme="minorHAnsi" w:cstheme="minorHAnsi"/>
-                <w:sz w:val="22"/>
-                <w:szCs w:val="22"/>
-              </w:rPr>
-              <w:t xml:space="preserve"> work on all days of the Week.</w:t>
+              <w:t>Do FM team work on all days of the Week.</w:t>
             </w:r>
           </w:p>
           <w:p>
@@ -2772,15 +2343,7 @@
                 <w:sz w:val="22"/>
                 <w:szCs w:val="22"/>
               </w:rPr>
-              <w:t xml:space="preserve">What are </w:t>
-            </w:r>
-            <w:r>
-              <w:rPr>
-                <w:rFonts w:asciiTheme="minorHAnsi" w:hAnsiTheme="minorHAnsi" w:cstheme="minorHAnsi"/>
-                <w:sz w:val="22"/>
-                <w:szCs w:val="22"/>
-              </w:rPr>
-              <w:t>work shifts for FM Team</w:t>
+              <w:t>What are work shifts for FM Team</w:t>
             </w:r>
           </w:p>
         </w:tc>
@@ -2803,15 +2366,7 @@
                 <w:sz w:val="22"/>
                 <w:szCs w:val="22"/>
               </w:rPr>
-              <w:t>7:30 AM to 2:30 PM</w:t>
-            </w:r>
-            <w:r>
-              <w:rPr>
-                <w:rFonts w:asciiTheme="minorHAnsi" w:hAnsiTheme="minorHAnsi" w:cstheme="minorHAnsi"/>
-                <w:sz w:val="22"/>
-                <w:szCs w:val="22"/>
-              </w:rPr>
-              <w:t xml:space="preserve"> (Sunday to Thursday)</w:t>
+              <w:t>7:30 AM to 2:30 PM (Sunday to Thursday)</w:t>
             </w:r>
           </w:p>
         </w:tc>
@@ -2901,17 +2456,6 @@
                 <w:lang w:val="en-US" w:eastAsia="en-US"/>
               </w:rPr>
               <w:t>1. In</w:t>
-            </w:r>
-            <w:r>
-              <w:rPr>
-                <w:rFonts w:asciiTheme="minorHAnsi" w:hAnsiTheme="minorHAnsi" w:cstheme="minorHAnsi"/>
-                <w:b/>
-                <w:bCs/>
-                <w:color w:val="000000"/>
-                <w:sz w:val="22"/>
-                <w:szCs w:val="22"/>
-                <w:lang w:val="en-US" w:eastAsia="en-US"/>
-              </w:rPr>
               <w:noBreakHyphen/>
               <w:t>House Servicing</w:t>
             </w:r>
@@ -3277,27 +2821,7 @@
                 <w:szCs w:val="22"/>
                 <w:lang w:val="en-US" w:eastAsia="en-US"/>
               </w:rPr>
-              <w:t xml:space="preserve">4. Technicians visit </w:t>
-            </w:r>
-            <w:proofErr w:type="gramStart"/>
-            <w:r>
-              <w:rPr>
-                <w:rFonts w:asciiTheme="minorHAnsi" w:hAnsiTheme="minorHAnsi" w:cstheme="minorHAnsi"/>
-                <w:sz w:val="22"/>
-                <w:szCs w:val="22"/>
-                <w:lang w:val="en-US" w:eastAsia="en-US"/>
-              </w:rPr>
-              <w:t>site</w:t>
-            </w:r>
-            <w:proofErr w:type="gramEnd"/>
-            <w:r>
-              <w:rPr>
-                <w:rFonts w:asciiTheme="minorHAnsi" w:hAnsiTheme="minorHAnsi" w:cstheme="minorHAnsi"/>
-                <w:sz w:val="22"/>
-                <w:szCs w:val="22"/>
-                <w:lang w:val="en-US" w:eastAsia="en-US"/>
-              </w:rPr>
-              <w:t>, identify materials required</w:t>
+              <w:t>4. Technicians visit site, identify materials required</w:t>
             </w:r>
           </w:p>
         </w:tc>
@@ -4298,14 +3822,6 @@
                 <w:lang w:val="en-US" w:eastAsia="en-US"/>
               </w:rPr>
               <w:t>On</w:t>
-            </w:r>
-            <w:r>
-              <w:rPr>
-                <w:rFonts w:asciiTheme="minorHAnsi" w:hAnsiTheme="minorHAnsi" w:cstheme="minorHAnsi"/>
-                <w:sz w:val="22"/>
-                <w:szCs w:val="22"/>
-                <w:lang w:val="en-US" w:eastAsia="en-US"/>
-              </w:rPr>
               <w:noBreakHyphen/>
               <w:t>Hold, Cancelled, Reopened</w:t>
             </w:r>
@@ -4353,17 +3869,6 @@
                 <w:lang w:val="en-US" w:eastAsia="en-US"/>
               </w:rPr>
               <w:t>3. Outsourcing Model – Non</w:t>
-            </w:r>
-            <w:r>
-              <w:rPr>
-                <w:rFonts w:asciiTheme="minorHAnsi" w:hAnsiTheme="minorHAnsi" w:cstheme="minorHAnsi"/>
-                <w:b/>
-                <w:bCs/>
-                <w:color w:val="000000"/>
-                <w:sz w:val="22"/>
-                <w:szCs w:val="22"/>
-                <w:lang w:val="en-US" w:eastAsia="en-US"/>
-              </w:rPr>
               <w:noBreakHyphen/>
               <w:t>Contractual Work</w:t>
             </w:r>
@@ -4764,25 +4269,7 @@
                 <w:szCs w:val="22"/>
                 <w:lang w:val="en-US" w:eastAsia="en-US"/>
               </w:rPr>
-              <w:t xml:space="preserve">Vendor </w:t>
-            </w:r>
-            <w:r>
-              <w:rPr>
-                <w:rFonts w:asciiTheme="minorHAnsi" w:hAnsiTheme="minorHAnsi" w:cstheme="minorHAnsi"/>
-                <w:sz w:val="22"/>
-                <w:szCs w:val="22"/>
-                <w:lang w:val="en-US" w:eastAsia="en-US"/>
-              </w:rPr>
-              <w:t>Quotation</w:t>
-            </w:r>
-            <w:r>
-              <w:rPr>
-                <w:rFonts w:asciiTheme="minorHAnsi" w:hAnsiTheme="minorHAnsi" w:cstheme="minorHAnsi"/>
-                <w:sz w:val="22"/>
-                <w:szCs w:val="22"/>
-                <w:lang w:val="en-US" w:eastAsia="en-US"/>
-              </w:rPr>
-              <w:t xml:space="preserve"> Submitted</w:t>
+              <w:t>Vendor Quotation Submitted</w:t>
             </w:r>
           </w:p>
         </w:tc>
@@ -5075,14 +4562,6 @@
                 <w:lang w:val="en-US" w:eastAsia="en-US"/>
               </w:rPr>
               <w:t>On</w:t>
-            </w:r>
-            <w:r>
-              <w:rPr>
-                <w:rFonts w:asciiTheme="minorHAnsi" w:hAnsiTheme="minorHAnsi" w:cstheme="minorHAnsi"/>
-                <w:sz w:val="22"/>
-                <w:szCs w:val="22"/>
-                <w:lang w:val="en-US" w:eastAsia="en-US"/>
-              </w:rPr>
               <w:noBreakHyphen/>
               <w:t>Hold, Cancelled, Reopened</w:t>
             </w:r>
@@ -5494,52 +4973,7 @@
                 <w:szCs w:val="22"/>
                 <w:lang w:val="en-US" w:eastAsia="en-US"/>
               </w:rPr>
-              <w:t xml:space="preserve">4. </w:t>
-            </w:r>
-            <w:r>
-              <w:rPr>
-                <w:rFonts w:asciiTheme="minorHAnsi" w:hAnsiTheme="minorHAnsi" w:cstheme="minorHAnsi"/>
-                <w:sz w:val="22"/>
-                <w:szCs w:val="22"/>
-                <w:lang w:val="en-US" w:eastAsia="en-US"/>
-              </w:rPr>
-              <w:t>Vendor</w:t>
-            </w:r>
-            <w:r>
-              <w:rPr>
-                <w:rFonts w:asciiTheme="minorHAnsi" w:hAnsiTheme="minorHAnsi" w:cstheme="minorHAnsi"/>
-                <w:sz w:val="22"/>
-                <w:szCs w:val="22"/>
-                <w:lang w:val="en-US" w:eastAsia="en-US"/>
-              </w:rPr>
-              <w:t xml:space="preserve"> sends quotation to </w:t>
-            </w:r>
-            <w:r>
-              <w:rPr>
-                <w:rFonts w:asciiTheme="minorHAnsi" w:hAnsiTheme="minorHAnsi" w:cstheme="minorHAnsi"/>
-                <w:sz w:val="22"/>
-                <w:szCs w:val="22"/>
-                <w:lang w:val="en-US" w:eastAsia="en-US"/>
-              </w:rPr>
-              <w:t>{{CLIENT_NAME}}</w:t>
-            </w:r>
-            <w:r>
-              <w:rPr>
-                <w:rFonts w:asciiTheme="minorHAnsi" w:hAnsiTheme="minorHAnsi" w:cstheme="minorHAnsi"/>
-                <w:sz w:val="22"/>
-                <w:szCs w:val="22"/>
-                <w:lang w:val="en-US" w:eastAsia="en-US"/>
-              </w:rPr>
-              <w:t xml:space="preserve"> </w:t>
-            </w:r>
-            <w:r>
-              <w:rPr>
-                <w:rFonts w:asciiTheme="minorHAnsi" w:hAnsiTheme="minorHAnsi" w:cstheme="minorHAnsi"/>
-                <w:sz w:val="22"/>
-                <w:szCs w:val="22"/>
-                <w:lang w:val="en-US" w:eastAsia="en-US"/>
-              </w:rPr>
-              <w:t>for approval</w:t>
+              <w:t>4. Vendor sends quotation to {{CLIENT_NAME}} for approval</w:t>
             </w:r>
           </w:p>
         </w:tc>
@@ -5573,27 +5007,7 @@
                 <w:szCs w:val="22"/>
                 <w:lang w:val="en-US" w:eastAsia="en-US"/>
               </w:rPr>
-              <w:t xml:space="preserve">On Hold → Waiting </w:t>
-            </w:r>
-            <w:proofErr w:type="spellStart"/>
-            <w:r>
-              <w:rPr>
-                <w:rFonts w:asciiTheme="minorHAnsi" w:hAnsiTheme="minorHAnsi" w:cstheme="minorHAnsi"/>
-                <w:sz w:val="22"/>
-                <w:szCs w:val="22"/>
-                <w:lang w:val="en-US" w:eastAsia="en-US"/>
-              </w:rPr>
-              <w:t>Naufar</w:t>
-            </w:r>
-            <w:proofErr w:type="spellEnd"/>
-            <w:r>
-              <w:rPr>
-                <w:rFonts w:asciiTheme="minorHAnsi" w:hAnsiTheme="minorHAnsi" w:cstheme="minorHAnsi"/>
-                <w:sz w:val="22"/>
-                <w:szCs w:val="22"/>
-                <w:lang w:val="en-US" w:eastAsia="en-US"/>
-              </w:rPr>
-              <w:t xml:space="preserve"> Approval</w:t>
+              <w:t>On Hold → Waiting Naufar Approval</w:t>
             </w:r>
           </w:p>
         </w:tc>
@@ -5632,25 +5046,7 @@
                 <w:lang w:val="en-US" w:eastAsia="en-US"/>
               </w:rPr>
               <w:lastRenderedPageBreak/>
-              <w:t xml:space="preserve">3. </w:t>
-            </w:r>
-            <w:r>
-              <w:rPr>
-                <w:rFonts w:asciiTheme="minorHAnsi" w:hAnsiTheme="minorHAnsi" w:cstheme="minorHAnsi"/>
-                <w:sz w:val="22"/>
-                <w:szCs w:val="22"/>
-                <w:lang w:val="en-US" w:eastAsia="en-US"/>
-              </w:rPr>
-              <w:t>{{CLIENT_NAME}}</w:t>
-            </w:r>
-            <w:r>
-              <w:rPr>
-                <w:rFonts w:asciiTheme="minorHAnsi" w:hAnsiTheme="minorHAnsi" w:cstheme="minorHAnsi"/>
-                <w:sz w:val="22"/>
-                <w:szCs w:val="22"/>
-                <w:lang w:val="en-US" w:eastAsia="en-US"/>
-              </w:rPr>
-              <w:t xml:space="preserve"> reviews and either:</w:t>
+              <w:t>3. {{CLIENT_NAME}} reviews and either:</w:t>
             </w:r>
           </w:p>
         </w:tc>
@@ -5722,25 +5118,7 @@
                 <w:szCs w:val="22"/>
                 <w:lang w:val="en-US" w:eastAsia="en-US"/>
               </w:rPr>
-              <w:t xml:space="preserve">• Assigns work directly to </w:t>
-            </w:r>
-            <w:r>
-              <w:rPr>
-                <w:rFonts w:asciiTheme="minorHAnsi" w:hAnsiTheme="minorHAnsi" w:cstheme="minorHAnsi"/>
-                <w:sz w:val="22"/>
-                <w:szCs w:val="22"/>
-                <w:lang w:val="en-US" w:eastAsia="en-US"/>
-              </w:rPr>
-              <w:t>Vendor</w:t>
-            </w:r>
-            <w:r>
-              <w:rPr>
-                <w:rFonts w:asciiTheme="minorHAnsi" w:hAnsiTheme="minorHAnsi" w:cstheme="minorHAnsi"/>
-                <w:sz w:val="22"/>
-                <w:szCs w:val="22"/>
-                <w:lang w:val="en-US" w:eastAsia="en-US"/>
-              </w:rPr>
-              <w:t xml:space="preserve"> – PR raised, Job completion report required</w:t>
+              <w:t>• Assigns work directly to Vendor – PR raised, Job completion report required</w:t>
             </w:r>
           </w:p>
         </w:tc>
@@ -5779,16 +5157,6 @@
                 <w:lang w:val="en-US" w:eastAsia="en-US"/>
               </w:rPr>
               <w:t>1. In</w:t>
-            </w:r>
-            <w:r>
-              <w:rPr>
-                <w:rFonts w:asciiTheme="minorHAnsi" w:hAnsiTheme="minorHAnsi" w:cstheme="minorHAnsi"/>
-                <w:color w:val="467886"/>
-                <w:sz w:val="22"/>
-                <w:szCs w:val="22"/>
-                <w:u w:val="single"/>
-                <w:lang w:val="en-US" w:eastAsia="en-US"/>
-              </w:rPr>
               <w:noBreakHyphen/>
               <w:t>House Servicing</w:t>
             </w:r>
@@ -5867,16 +5235,6 @@
                 <w:lang w:val="en-US" w:eastAsia="en-US"/>
               </w:rPr>
               <w:t>3. Outsourcing Model – Non</w:t>
-            </w:r>
-            <w:r>
-              <w:rPr>
-                <w:rFonts w:asciiTheme="minorHAnsi" w:hAnsiTheme="minorHAnsi" w:cstheme="minorHAnsi"/>
-                <w:color w:val="467886"/>
-                <w:sz w:val="22"/>
-                <w:szCs w:val="22"/>
-                <w:u w:val="single"/>
-                <w:lang w:val="en-US" w:eastAsia="en-US"/>
-              </w:rPr>
               <w:noBreakHyphen/>
               <w:t>Contractual Work</w:t>
             </w:r>
@@ -6073,14 +5431,6 @@
                 <w:lang w:val="en-US" w:eastAsia="en-US"/>
               </w:rPr>
               <w:t>1. End</w:t>
-            </w:r>
-            <w:r>
-              <w:rPr>
-                <w:rFonts w:asciiTheme="minorHAnsi" w:hAnsiTheme="minorHAnsi" w:cstheme="minorHAnsi"/>
-                <w:sz w:val="22"/>
-                <w:szCs w:val="22"/>
-                <w:lang w:val="en-US" w:eastAsia="en-US"/>
-              </w:rPr>
               <w:noBreakHyphen/>
               <w:t>user contacts the CAFM Planner to request a Facility Change Request (FCR)</w:t>
             </w:r>
@@ -6154,25 +5504,7 @@
                 <w:szCs w:val="22"/>
                 <w:lang w:val="en-US" w:eastAsia="en-US"/>
               </w:rPr>
-              <w:t xml:space="preserve">2. CAFM Planner creates the Work Order (WO) and updates the unit, FCR </w:t>
-            </w:r>
-            <w:r>
-              <w:rPr>
-                <w:rFonts w:asciiTheme="minorHAnsi" w:hAnsiTheme="minorHAnsi" w:cstheme="minorHAnsi"/>
-                <w:sz w:val="22"/>
-                <w:szCs w:val="22"/>
-                <w:lang w:val="en-US" w:eastAsia="en-US"/>
-              </w:rPr>
-              <w:t>category, subcategory</w:t>
-            </w:r>
-            <w:r>
-              <w:rPr>
-                <w:rFonts w:asciiTheme="minorHAnsi" w:hAnsiTheme="minorHAnsi" w:cstheme="minorHAnsi"/>
-                <w:sz w:val="22"/>
-                <w:szCs w:val="22"/>
-                <w:lang w:val="en-US" w:eastAsia="en-US"/>
-              </w:rPr>
-              <w:t>, and priority</w:t>
+              <w:t>2. CAFM Planner creates the Work Order (WO) and updates the unit, FCR category, subcategory, and priority</w:t>
             </w:r>
           </w:p>
         </w:tc>
@@ -6317,14 +5649,6 @@
                 <w:lang w:val="en-US" w:eastAsia="en-US"/>
               </w:rPr>
               <w:t>4. Supervisor visits the site, identifies end</w:t>
-            </w:r>
-            <w:r>
-              <w:rPr>
-                <w:rFonts w:asciiTheme="minorHAnsi" w:hAnsiTheme="minorHAnsi" w:cstheme="minorHAnsi"/>
-                <w:sz w:val="22"/>
-                <w:szCs w:val="22"/>
-                <w:lang w:val="en-US" w:eastAsia="en-US"/>
-              </w:rPr>
               <w:noBreakHyphen/>
               <w:t>user requirements, and completes the FCR form.</w:t>
             </w:r>
@@ -6399,14 +5723,6 @@
                 <w:lang w:val="en-US" w:eastAsia="en-US"/>
               </w:rPr>
               <w:t>5. Supervisor enters the full proposal information into the FCR custom table and sends it to the end</w:t>
-            </w:r>
-            <w:r>
-              <w:rPr>
-                <w:rFonts w:asciiTheme="minorHAnsi" w:hAnsiTheme="minorHAnsi" w:cstheme="minorHAnsi"/>
-                <w:sz w:val="22"/>
-                <w:szCs w:val="22"/>
-                <w:lang w:val="en-US" w:eastAsia="en-US"/>
-              </w:rPr>
               <w:noBreakHyphen/>
               <w:t>user for approval</w:t>
             </w:r>
@@ -6482,14 +5798,6 @@
                 <w:lang w:val="en-US" w:eastAsia="en-US"/>
               </w:rPr>
               <w:t>6. End</w:t>
-            </w:r>
-            <w:r>
-              <w:rPr>
-                <w:rFonts w:asciiTheme="minorHAnsi" w:hAnsiTheme="minorHAnsi" w:cstheme="minorHAnsi"/>
-                <w:sz w:val="22"/>
-                <w:szCs w:val="22"/>
-                <w:lang w:val="en-US" w:eastAsia="en-US"/>
-              </w:rPr>
               <w:noBreakHyphen/>
               <w:t>user forwards the FCR to their Department Manager</w:t>
             </w:r>
@@ -6995,27 +6303,7 @@
                 <w:szCs w:val="22"/>
                 <w:lang w:val="en-US" w:eastAsia="en-US"/>
               </w:rPr>
-              <w:t xml:space="preserve">8. Once approved it goes to supervisor to </w:t>
-            </w:r>
-            <w:proofErr w:type="gramStart"/>
-            <w:r>
-              <w:rPr>
-                <w:rFonts w:asciiTheme="minorHAnsi" w:hAnsiTheme="minorHAnsi" w:cstheme="minorHAnsi"/>
-                <w:sz w:val="22"/>
-                <w:szCs w:val="22"/>
-                <w:lang w:val="en-US" w:eastAsia="en-US"/>
-              </w:rPr>
-              <w:t>submits</w:t>
-            </w:r>
-            <w:proofErr w:type="gramEnd"/>
-            <w:r>
-              <w:rPr>
-                <w:rFonts w:asciiTheme="minorHAnsi" w:hAnsiTheme="minorHAnsi" w:cstheme="minorHAnsi"/>
-                <w:sz w:val="22"/>
-                <w:szCs w:val="22"/>
-                <w:lang w:val="en-US" w:eastAsia="en-US"/>
-              </w:rPr>
-              <w:t xml:space="preserve"> Scope of Work (SoW) to the FM team.</w:t>
+              <w:t>8. Once approved it goes to supervisor to submits Scope of Work (SoW) to the FM team.</w:t>
             </w:r>
           </w:p>
         </w:tc>
@@ -7042,25 +6330,14 @@
                 <w:lang w:val="en-US" w:eastAsia="en-US"/>
               </w:rPr>
             </w:pPr>
-            <w:proofErr w:type="gramStart"/>
-            <w:r>
-              <w:rPr>
-                <w:rFonts w:asciiTheme="minorHAnsi" w:hAnsiTheme="minorHAnsi" w:cstheme="minorHAnsi"/>
-                <w:sz w:val="22"/>
-                <w:szCs w:val="22"/>
-                <w:lang w:val="en-US" w:eastAsia="en-US"/>
-              </w:rPr>
-              <w:t>SoW</w:t>
-            </w:r>
-            <w:proofErr w:type="gramEnd"/>
-            <w:r>
-              <w:rPr>
-                <w:rFonts w:asciiTheme="minorHAnsi" w:hAnsiTheme="minorHAnsi" w:cstheme="minorHAnsi"/>
-                <w:sz w:val="22"/>
-                <w:szCs w:val="22"/>
-                <w:lang w:val="en-US" w:eastAsia="en-US"/>
-              </w:rPr>
-              <w:t xml:space="preserve"> Preparation</w:t>
+            <w:r>
+              <w:rPr>
+                <w:rFonts w:asciiTheme="minorHAnsi" w:hAnsiTheme="minorHAnsi" w:cstheme="minorHAnsi"/>
+                <w:sz w:val="22"/>
+                <w:szCs w:val="22"/>
+                <w:lang w:val="en-US" w:eastAsia="en-US"/>
+              </w:rPr>
+              <w:t>SoW Preparation</w:t>
             </w:r>
           </w:p>
         </w:tc>
@@ -7161,25 +6438,7 @@
                 <w:szCs w:val="22"/>
                 <w:lang w:val="en-US" w:eastAsia="en-US"/>
               </w:rPr>
-              <w:t xml:space="preserve">• Assign work directly to </w:t>
-            </w:r>
-            <w:r>
-              <w:rPr>
-                <w:rFonts w:asciiTheme="minorHAnsi" w:hAnsiTheme="minorHAnsi" w:cstheme="minorHAnsi"/>
-                <w:sz w:val="22"/>
-                <w:szCs w:val="22"/>
-                <w:lang w:val="en-US" w:eastAsia="en-US"/>
-              </w:rPr>
-              <w:t>Vendor</w:t>
-            </w:r>
-            <w:r>
-              <w:rPr>
-                <w:rFonts w:asciiTheme="minorHAnsi" w:hAnsiTheme="minorHAnsi" w:cstheme="minorHAnsi"/>
-                <w:sz w:val="22"/>
-                <w:szCs w:val="22"/>
-                <w:lang w:val="en-US" w:eastAsia="en-US"/>
-              </w:rPr>
-              <w:t xml:space="preserve"> (PR raised; Job Completion Report required)</w:t>
+              <w:t>• Assign work directly to Vendor (PR raised; Job Completion Report required)</w:t>
             </w:r>
           </w:p>
         </w:tc>
@@ -7218,16 +6477,6 @@
                 <w:lang w:val="en-US" w:eastAsia="en-US"/>
               </w:rPr>
               <w:t>1. In</w:t>
-            </w:r>
-            <w:r>
-              <w:rPr>
-                <w:rFonts w:asciiTheme="minorHAnsi" w:hAnsiTheme="minorHAnsi" w:cstheme="minorHAnsi"/>
-                <w:color w:val="467886"/>
-                <w:sz w:val="22"/>
-                <w:szCs w:val="22"/>
-                <w:u w:val="single"/>
-                <w:lang w:val="en-US" w:eastAsia="en-US"/>
-              </w:rPr>
               <w:noBreakHyphen/>
               <w:t>House Servicing</w:t>
             </w:r>
@@ -7306,16 +6555,6 @@
                 <w:lang w:val="en-US" w:eastAsia="en-US"/>
               </w:rPr>
               <w:t>3. Outsourcing Model – Non</w:t>
-            </w:r>
-            <w:r>
-              <w:rPr>
-                <w:rFonts w:asciiTheme="minorHAnsi" w:hAnsiTheme="minorHAnsi" w:cstheme="minorHAnsi"/>
-                <w:color w:val="467886"/>
-                <w:sz w:val="22"/>
-                <w:szCs w:val="22"/>
-                <w:u w:val="single"/>
-                <w:lang w:val="en-US" w:eastAsia="en-US"/>
-              </w:rPr>
               <w:noBreakHyphen/>
               <w:t>Contractual Work</w:t>
             </w:r>
@@ -8014,55 +7253,7 @@
                 <w:sz w:val="22"/>
                 <w:szCs w:val="22"/>
               </w:rPr>
-              <w:t xml:space="preserve">Share </w:t>
-            </w:r>
-            <w:r>
-              <w:rPr>
-                <w:rFonts w:asciiTheme="minorHAnsi" w:hAnsiTheme="minorHAnsi" w:cstheme="minorHAnsi"/>
-                <w:sz w:val="22"/>
-                <w:szCs w:val="22"/>
-              </w:rPr>
-              <w:t xml:space="preserve">Team structure of all teams involved in </w:t>
-            </w:r>
-            <w:r>
-              <w:rPr>
-                <w:rFonts w:asciiTheme="minorHAnsi" w:hAnsiTheme="minorHAnsi" w:cstheme="minorHAnsi"/>
-                <w:sz w:val="22"/>
-                <w:szCs w:val="22"/>
-              </w:rPr>
-              <w:t>Reactive Work Orders</w:t>
-            </w:r>
-            <w:r>
-              <w:rPr>
-                <w:rFonts w:asciiTheme="minorHAnsi" w:hAnsiTheme="minorHAnsi" w:cstheme="minorHAnsi"/>
-                <w:sz w:val="22"/>
-                <w:szCs w:val="22"/>
-              </w:rPr>
-              <w:t xml:space="preserve"> process along with </w:t>
-            </w:r>
-            <w:r>
-              <w:rPr>
-                <w:rFonts w:asciiTheme="minorHAnsi" w:hAnsiTheme="minorHAnsi" w:cstheme="minorHAnsi"/>
-                <w:sz w:val="22"/>
-                <w:szCs w:val="22"/>
-              </w:rPr>
-              <w:t>their</w:t>
-            </w:r>
-            <w:r>
-              <w:rPr>
-                <w:rFonts w:asciiTheme="minorHAnsi" w:hAnsiTheme="minorHAnsi" w:cstheme="minorHAnsi"/>
-                <w:sz w:val="22"/>
-                <w:szCs w:val="22"/>
-              </w:rPr>
-              <w:t xml:space="preserve"> roles</w:t>
-            </w:r>
-            <w:r>
-              <w:rPr>
-                <w:rFonts w:asciiTheme="minorHAnsi" w:hAnsiTheme="minorHAnsi" w:cstheme="minorHAnsi"/>
-                <w:sz w:val="22"/>
-                <w:szCs w:val="22"/>
-              </w:rPr>
-              <w:t xml:space="preserve"> covering:</w:t>
+              <w:t>Share Team structure of all teams involved in Reactive Work Orders process along with their roles covering:</w:t>
             </w:r>
           </w:p>
           <w:p>
@@ -8140,17 +7331,7 @@
                 <w:szCs w:val="22"/>
                 <w:highlight w:val="yellow"/>
               </w:rPr>
-              <w:t xml:space="preserve">CAFM </w:t>
-            </w:r>
-            <w:r>
-              <w:rPr>
-                <w:rFonts w:asciiTheme="minorHAnsi" w:hAnsiTheme="minorHAnsi" w:cstheme="minorHAnsi"/>
-                <w:bCs/>
-                <w:sz w:val="22"/>
-                <w:szCs w:val="22"/>
-                <w:highlight w:val="yellow"/>
-              </w:rPr>
-              <w:t>Admin</w:t>
+              <w:t>CAFM Admin</w:t>
             </w:r>
           </w:p>
           <w:p>
@@ -8248,17 +7429,7 @@
                 <w:szCs w:val="22"/>
                 <w:highlight w:val="yellow"/>
               </w:rPr>
-              <w:t>Supervisors</w:t>
-            </w:r>
-            <w:r>
-              <w:rPr>
-                <w:rFonts w:asciiTheme="minorHAnsi" w:hAnsiTheme="minorHAnsi" w:cstheme="minorHAnsi"/>
-                <w:bCs/>
-                <w:sz w:val="22"/>
-                <w:szCs w:val="22"/>
-                <w:highlight w:val="yellow"/>
-              </w:rPr>
-              <w:t>/FM Engineer/ FM Manager</w:t>
+              <w:t>Supervisors/FM Engineer/ FM Manager</w:t>
             </w:r>
           </w:p>
           <w:p>
@@ -8359,26 +7530,30 @@
                 <w:sz w:val="22"/>
                 <w:szCs w:val="22"/>
               </w:rPr>
-              <w:t xml:space="preserve">How do </w:t>
-            </w:r>
-            <w:r>
+              <w:t xml:space="preserve">How do you receive the service request? </w:t>
+            </w:r>
+          </w:p>
+          <w:p>
+            <w:pPr>
+              <w:spacing w:before="60" w:after="60"/>
               <w:rPr>
                 <w:rFonts w:asciiTheme="minorHAnsi" w:hAnsiTheme="minorHAnsi" w:cstheme="minorHAnsi"/>
                 <w:color w:val="000000"/>
                 <w:sz w:val="22"/>
                 <w:szCs w:val="22"/>
               </w:rPr>
-              <w:t xml:space="preserve">you </w:t>
-            </w:r>
-            <w:r>
+            </w:pPr>
+          </w:p>
+          <w:p>
+            <w:pPr>
+              <w:spacing w:before="60" w:after="60"/>
               <w:rPr>
                 <w:rFonts w:asciiTheme="minorHAnsi" w:hAnsiTheme="minorHAnsi" w:cstheme="minorHAnsi"/>
                 <w:color w:val="000000"/>
                 <w:sz w:val="22"/>
                 <w:szCs w:val="22"/>
               </w:rPr>
-              <w:t>receive</w:t>
-            </w:r>
+            </w:pPr>
             <w:r>
               <w:rPr>
                 <w:rFonts w:asciiTheme="minorHAnsi" w:hAnsiTheme="minorHAnsi" w:cstheme="minorHAnsi"/>
@@ -8386,83 +7561,7 @@
                 <w:sz w:val="22"/>
                 <w:szCs w:val="22"/>
               </w:rPr>
-              <w:t xml:space="preserve"> the </w:t>
-            </w:r>
-            <w:r>
-              <w:rPr>
-                <w:rFonts w:asciiTheme="minorHAnsi" w:hAnsiTheme="minorHAnsi" w:cstheme="minorHAnsi"/>
-                <w:color w:val="000000"/>
-                <w:sz w:val="22"/>
-                <w:szCs w:val="22"/>
-              </w:rPr>
-              <w:t xml:space="preserve">service </w:t>
-            </w:r>
-            <w:r>
-              <w:rPr>
-                <w:rFonts w:asciiTheme="minorHAnsi" w:hAnsiTheme="minorHAnsi" w:cstheme="minorHAnsi"/>
-                <w:color w:val="000000"/>
-                <w:sz w:val="22"/>
-                <w:szCs w:val="22"/>
-              </w:rPr>
-              <w:t>request</w:t>
-            </w:r>
-            <w:r>
-              <w:rPr>
-                <w:rFonts w:asciiTheme="minorHAnsi" w:hAnsiTheme="minorHAnsi" w:cstheme="minorHAnsi"/>
-                <w:color w:val="000000"/>
-                <w:sz w:val="22"/>
-                <w:szCs w:val="22"/>
-              </w:rPr>
-              <w:t>?</w:t>
-            </w:r>
-            <w:r>
-              <w:rPr>
-                <w:rFonts w:asciiTheme="minorHAnsi" w:hAnsiTheme="minorHAnsi" w:cstheme="minorHAnsi"/>
-                <w:color w:val="000000"/>
-                <w:sz w:val="22"/>
-                <w:szCs w:val="22"/>
-              </w:rPr>
-              <w:t xml:space="preserve"> </w:t>
-            </w:r>
-          </w:p>
-          <w:p>
-            <w:pPr>
-              <w:spacing w:before="60" w:after="60"/>
-              <w:rPr>
-                <w:rFonts w:asciiTheme="minorHAnsi" w:hAnsiTheme="minorHAnsi" w:cstheme="minorHAnsi"/>
-                <w:color w:val="000000"/>
-                <w:sz w:val="22"/>
-                <w:szCs w:val="22"/>
-              </w:rPr>
-            </w:pPr>
-          </w:p>
-          <w:p>
-            <w:pPr>
-              <w:spacing w:before="60" w:after="60"/>
-              <w:rPr>
-                <w:rFonts w:asciiTheme="minorHAnsi" w:hAnsiTheme="minorHAnsi" w:cstheme="minorHAnsi"/>
-                <w:color w:val="000000"/>
-                <w:sz w:val="22"/>
-                <w:szCs w:val="22"/>
-              </w:rPr>
-            </w:pPr>
-            <w:r>
-              <w:rPr>
-                <w:rFonts w:asciiTheme="minorHAnsi" w:hAnsiTheme="minorHAnsi" w:cstheme="minorHAnsi"/>
-                <w:color w:val="000000"/>
-                <w:sz w:val="22"/>
-                <w:szCs w:val="22"/>
-              </w:rPr>
-              <w:t xml:space="preserve">Phone </w:t>
-            </w:r>
-            <w:r>
-              <w:rPr>
-                <w:rFonts w:asciiTheme="minorHAnsi" w:hAnsiTheme="minorHAnsi" w:cstheme="minorHAnsi"/>
-                <w:color w:val="000000"/>
-                <w:sz w:val="22"/>
-                <w:szCs w:val="22"/>
-              </w:rPr>
-              <w:t>Calls?</w:t>
+              <w:t>Phone Calls?</w:t>
             </w:r>
           </w:p>
           <w:p>
@@ -8617,7 +7716,6 @@
                 <w:highlight w:val="yellow"/>
               </w:rPr>
             </w:pPr>
-            <w:proofErr w:type="spellStart"/>
             <w:r>
               <w:rPr>
                 <w:rFonts w:asciiTheme="minorHAnsi" w:hAnsiTheme="minorHAnsi" w:cstheme="minorHAnsi"/>
@@ -8625,17 +7723,7 @@
                 <w:szCs w:val="22"/>
                 <w:highlight w:val="yellow"/>
               </w:rPr>
-              <w:t>Whatsapp</w:t>
-            </w:r>
-            <w:proofErr w:type="spellEnd"/>
-            <w:r>
-              <w:rPr>
-                <w:rFonts w:asciiTheme="minorHAnsi" w:hAnsiTheme="minorHAnsi" w:cstheme="minorHAnsi"/>
-                <w:sz w:val="22"/>
-                <w:szCs w:val="22"/>
-                <w:highlight w:val="yellow"/>
-              </w:rPr>
-              <w:t xml:space="preserve"> chat</w:t>
+              <w:t>Whatsapp chat</w:t>
             </w:r>
           </w:p>
           <w:p>
@@ -8815,16 +7903,7 @@
                 <w:sz w:val="22"/>
                 <w:szCs w:val="22"/>
               </w:rPr>
-              <w:t xml:space="preserve">What Mandatory information is required to log </w:t>
-            </w:r>
-            <w:r>
-              <w:rPr>
-                <w:rFonts w:asciiTheme="minorHAnsi" w:hAnsiTheme="minorHAnsi" w:cstheme="minorHAnsi"/>
-                <w:color w:val="000000"/>
-                <w:sz w:val="22"/>
-                <w:szCs w:val="22"/>
-              </w:rPr>
-              <w:t>complaint</w:t>
+              <w:t>What Mandatory information is required to log complaint</w:t>
             </w:r>
           </w:p>
         </w:tc>
@@ -8851,34 +7930,7 @@
                 <w:sz w:val="22"/>
                 <w:szCs w:val="22"/>
               </w:rPr>
-              <w:t>Mandatory Fields:</w:t>
-            </w:r>
-            <w:r>
-              <w:rPr>
-                <w:rFonts w:asciiTheme="minorHAnsi" w:hAnsiTheme="minorHAnsi" w:cstheme="minorHAnsi"/>
-                <w:b/>
-                <w:sz w:val="22"/>
-                <w:szCs w:val="22"/>
-              </w:rPr>
-              <w:t xml:space="preserve"> </w:t>
-            </w:r>
-            <w:r>
-              <w:rPr>
-                <w:rFonts w:asciiTheme="minorHAnsi" w:hAnsiTheme="minorHAnsi" w:cstheme="minorHAnsi"/>
-                <w:b/>
-                <w:sz w:val="22"/>
-                <w:szCs w:val="22"/>
-              </w:rPr>
-              <w:t xml:space="preserve">During Service Request </w:t>
-            </w:r>
-            <w:r>
-              <w:rPr>
-                <w:rFonts w:asciiTheme="minorHAnsi" w:hAnsiTheme="minorHAnsi" w:cstheme="minorHAnsi"/>
-                <w:b/>
-                <w:sz w:val="22"/>
-                <w:szCs w:val="22"/>
-              </w:rPr>
-              <w:t>Entry</w:t>
+              <w:t>Mandatory Fields: During Service Request Entry</w:t>
             </w:r>
           </w:p>
           <w:p>
@@ -9060,23 +8112,7 @@
                 <w:sz w:val="22"/>
                 <w:szCs w:val="22"/>
               </w:rPr>
-              <w:t>Call date/time</w:t>
-            </w:r>
-            <w:r>
-              <w:rPr>
-                <w:rFonts w:asciiTheme="minorHAnsi" w:hAnsiTheme="minorHAnsi" w:cstheme="minorHAnsi"/>
-                <w:sz w:val="22"/>
-                <w:szCs w:val="22"/>
-              </w:rPr>
-              <w:t xml:space="preserve"> (WO Creation Date/Time)</w:t>
-            </w:r>
-            <w:r>
-              <w:rPr>
-                <w:rFonts w:asciiTheme="minorHAnsi" w:hAnsiTheme="minorHAnsi" w:cstheme="minorHAnsi"/>
-                <w:sz w:val="22"/>
-                <w:szCs w:val="22"/>
-              </w:rPr>
-              <w:t xml:space="preserve"> should be locked</w:t>
+              <w:t>Call date/time (WO Creation Date/Time) should be locked</w:t>
             </w:r>
           </w:p>
           <w:p>
@@ -9112,27 +8148,7 @@
                 <w:szCs w:val="22"/>
                 <w:highlight w:val="yellow"/>
               </w:rPr>
-              <w:t xml:space="preserve">To be filled in the </w:t>
-            </w:r>
-            <w:r>
-              <w:rPr>
-                <w:rFonts w:asciiTheme="minorHAnsi" w:hAnsiTheme="minorHAnsi" w:cstheme="minorHAnsi"/>
-                <w:bCs/>
-                <w:sz w:val="22"/>
-                <w:szCs w:val="22"/>
-                <w:highlight w:val="yellow"/>
-              </w:rPr>
-              <w:t>RFI</w:t>
-            </w:r>
-            <w:r>
-              <w:rPr>
-                <w:rFonts w:asciiTheme="minorHAnsi" w:hAnsiTheme="minorHAnsi" w:cstheme="minorHAnsi"/>
-                <w:bCs/>
-                <w:sz w:val="22"/>
-                <w:szCs w:val="22"/>
-                <w:highlight w:val="yellow"/>
-              </w:rPr>
-              <w:t xml:space="preserve"> sheet</w:t>
+              <w:t>To be filled in the RFI sheet</w:t>
             </w:r>
           </w:p>
           <w:p>
@@ -9230,52 +8246,7 @@
                 <w:sz w:val="22"/>
                 <w:szCs w:val="22"/>
               </w:rPr>
-              <w:t>What priorities are to be setup to handle Tenant and In</w:t>
-            </w:r>
-            <w:r>
-              <w:rPr>
-                <w:rFonts w:asciiTheme="minorHAnsi" w:hAnsiTheme="minorHAnsi" w:cstheme="minorHAnsi"/>
-                <w:color w:val="000000"/>
-                <w:sz w:val="22"/>
-                <w:szCs w:val="22"/>
-              </w:rPr>
-              <w:t>ternal</w:t>
-            </w:r>
-            <w:r>
-              <w:rPr>
-                <w:rFonts w:asciiTheme="minorHAnsi" w:hAnsiTheme="minorHAnsi" w:cstheme="minorHAnsi"/>
-                <w:color w:val="000000"/>
-                <w:sz w:val="22"/>
-                <w:szCs w:val="22"/>
-              </w:rPr>
-              <w:t xml:space="preserve"> </w:t>
-            </w:r>
-            <w:r>
-              <w:rPr>
-                <w:rFonts w:asciiTheme="minorHAnsi" w:hAnsiTheme="minorHAnsi" w:cstheme="minorHAnsi"/>
-                <w:color w:val="000000"/>
-                <w:sz w:val="22"/>
-                <w:szCs w:val="22"/>
-              </w:rPr>
-              <w:t xml:space="preserve">maintenance </w:t>
-            </w:r>
-            <w:r>
-              <w:rPr>
-                <w:rFonts w:asciiTheme="minorHAnsi" w:hAnsiTheme="minorHAnsi" w:cstheme="minorHAnsi"/>
-                <w:color w:val="000000"/>
-                <w:sz w:val="22"/>
-                <w:szCs w:val="22"/>
-              </w:rPr>
-              <w:t>complaints</w:t>
-            </w:r>
-            <w:r>
-              <w:rPr>
-                <w:rFonts w:asciiTheme="minorHAnsi" w:hAnsiTheme="minorHAnsi" w:cstheme="minorHAnsi"/>
-                <w:color w:val="000000"/>
-                <w:sz w:val="22"/>
-                <w:szCs w:val="22"/>
-              </w:rPr>
-              <w:t>?</w:t>
+              <w:t>What priorities are to be setup to handle Tenant and Internal maintenance complaints?</w:t>
             </w:r>
           </w:p>
         </w:tc>
@@ -9310,15 +8281,7 @@
                 <w:sz w:val="22"/>
                 <w:szCs w:val="22"/>
               </w:rPr>
-              <w:t xml:space="preserve">P1 - </w:t>
-            </w:r>
-            <w:r>
-              <w:rPr>
-                <w:rFonts w:asciiTheme="minorHAnsi" w:hAnsiTheme="minorHAnsi" w:cstheme="minorHAnsi"/>
-                <w:sz w:val="22"/>
-                <w:szCs w:val="22"/>
-              </w:rPr>
-              <w:t xml:space="preserve">Emergency </w:t>
+              <w:t xml:space="preserve">P1 - Emergency </w:t>
             </w:r>
           </w:p>
           <w:p>
@@ -9365,16 +8328,7 @@
                 <w:sz w:val="22"/>
                 <w:szCs w:val="22"/>
               </w:rPr>
-              <w:t xml:space="preserve">P3 - </w:t>
-            </w:r>
-            <w:r>
-              <w:rPr>
-                <w:rFonts w:asciiTheme="minorHAnsi" w:eastAsiaTheme="minorEastAsia" w:hAnsiTheme="minorHAnsi" w:cstheme="minorHAnsi"/>
-                <w:spacing w:val="-5"/>
-                <w:sz w:val="22"/>
-                <w:szCs w:val="22"/>
-              </w:rPr>
-              <w:t>High</w:t>
+              <w:t>P3 - High</w:t>
             </w:r>
           </w:p>
           <w:p>
@@ -9422,16 +8376,7 @@
                 <w:sz w:val="22"/>
                 <w:szCs w:val="22"/>
               </w:rPr>
-              <w:t xml:space="preserve">P5 - </w:t>
-            </w:r>
-            <w:r>
-              <w:rPr>
-                <w:rFonts w:asciiTheme="minorHAnsi" w:eastAsiaTheme="minorEastAsia" w:hAnsiTheme="minorHAnsi" w:cstheme="minorHAnsi"/>
-                <w:spacing w:val="-5"/>
-                <w:sz w:val="22"/>
-                <w:szCs w:val="22"/>
-              </w:rPr>
-              <w:t>Low</w:t>
+              <w:t>P5 - Low</w:t>
             </w:r>
           </w:p>
           <w:p>
@@ -9463,17 +8408,7 @@
                 <w:szCs w:val="22"/>
                 <w:highlight w:val="yellow"/>
               </w:rPr>
-              <w:t xml:space="preserve">To be filled in the </w:t>
-            </w:r>
-            <w:r>
-              <w:rPr>
-                <w:rFonts w:asciiTheme="minorHAnsi" w:hAnsiTheme="minorHAnsi" w:cstheme="minorHAnsi"/>
-                <w:bCs/>
-                <w:sz w:val="22"/>
-                <w:szCs w:val="22"/>
-                <w:highlight w:val="yellow"/>
-              </w:rPr>
-              <w:t>RFI sheet</w:t>
+              <w:t>To be filled in the RFI sheet</w:t>
             </w:r>
           </w:p>
           <w:p>
@@ -9628,17 +8563,7 @@
                 <w:szCs w:val="22"/>
                 <w:highlight w:val="yellow"/>
               </w:rPr>
-              <w:t xml:space="preserve">To be filled in the </w:t>
-            </w:r>
-            <w:r>
-              <w:rPr>
-                <w:rFonts w:asciiTheme="minorHAnsi" w:hAnsiTheme="minorHAnsi" w:cstheme="minorHAnsi"/>
-                <w:bCs/>
-                <w:sz w:val="22"/>
-                <w:szCs w:val="22"/>
-                <w:highlight w:val="yellow"/>
-              </w:rPr>
-              <w:t>RFI sheet</w:t>
+              <w:t>To be filled in the RFI sheet</w:t>
             </w:r>
           </w:p>
           <w:p>
@@ -9718,25 +8643,7 @@
                 <w:sz w:val="22"/>
                 <w:szCs w:val="22"/>
               </w:rPr>
-              <w:t xml:space="preserve">What </w:t>
-            </w:r>
-            <w:r>
-              <w:rPr>
-                <w:rFonts w:asciiTheme="minorHAnsi" w:hAnsiTheme="minorHAnsi" w:cstheme="minorHAnsi"/>
-                <w:color w:val="000000"/>
-                <w:sz w:val="22"/>
-                <w:szCs w:val="22"/>
-              </w:rPr>
-              <w:t>is</w:t>
-            </w:r>
-            <w:r>
-              <w:rPr>
-                <w:rFonts w:asciiTheme="minorHAnsi" w:hAnsiTheme="minorHAnsi" w:cstheme="minorHAnsi"/>
-                <w:color w:val="000000"/>
-                <w:sz w:val="22"/>
-                <w:szCs w:val="22"/>
-              </w:rPr>
-              <w:t xml:space="preserve"> different status you would like to track for customer requests</w:t>
+              <w:t>What is different status you would like to track for customer requests</w:t>
             </w:r>
           </w:p>
           <w:p>
@@ -9802,33 +8709,7 @@
                 <w:sz w:val="22"/>
                 <w:szCs w:val="22"/>
               </w:rPr>
-              <w:t>Call</w:t>
-            </w:r>
-            <w:r>
-              <w:rPr>
-                <w:rFonts w:asciiTheme="minorHAnsi" w:hAnsiTheme="minorHAnsi" w:cstheme="minorHAnsi"/>
-                <w:sz w:val="22"/>
-                <w:szCs w:val="22"/>
-              </w:rPr>
-              <w:t xml:space="preserve"> (WO created </w:t>
-            </w:r>
-            <w:proofErr w:type="gramStart"/>
-            <w:r>
-              <w:rPr>
-                <w:rFonts w:asciiTheme="minorHAnsi" w:hAnsiTheme="minorHAnsi" w:cstheme="minorHAnsi"/>
-                <w:sz w:val="22"/>
-                <w:szCs w:val="22"/>
-              </w:rPr>
-              <w:t>from</w:t>
-            </w:r>
-            <w:proofErr w:type="gramEnd"/>
-            <w:r>
-              <w:rPr>
-                <w:rFonts w:asciiTheme="minorHAnsi" w:hAnsiTheme="minorHAnsi" w:cstheme="minorHAnsi"/>
-                <w:sz w:val="22"/>
-                <w:szCs w:val="22"/>
-              </w:rPr>
-              <w:t xml:space="preserve"> Voyager)</w:t>
+              <w:t>Call (WO created from Voyager)</w:t>
             </w:r>
           </w:p>
           <w:p>
@@ -9868,23 +8749,13 @@
                 <w:szCs w:val="22"/>
               </w:rPr>
             </w:pPr>
-            <w:proofErr w:type="gramStart"/>
-            <w:r>
-              <w:rPr>
-                <w:rFonts w:asciiTheme="minorHAnsi" w:hAnsiTheme="minorHAnsi" w:cstheme="minorHAnsi"/>
-                <w:sz w:val="22"/>
-                <w:szCs w:val="22"/>
-              </w:rPr>
-              <w:t>Contractual-Assigned</w:t>
-            </w:r>
-            <w:proofErr w:type="gramEnd"/>
-            <w:r>
-              <w:rPr>
-                <w:rFonts w:asciiTheme="minorHAnsi" w:hAnsiTheme="minorHAnsi" w:cstheme="minorHAnsi"/>
-                <w:sz w:val="22"/>
-                <w:szCs w:val="22"/>
-              </w:rPr>
-              <w:t xml:space="preserve"> to Vendor</w:t>
+            <w:r>
+              <w:rPr>
+                <w:rFonts w:asciiTheme="minorHAnsi" w:hAnsiTheme="minorHAnsi" w:cstheme="minorHAnsi"/>
+                <w:sz w:val="22"/>
+                <w:szCs w:val="22"/>
+              </w:rPr>
+              <w:t>Contractual-Assigned to Vendor</w:t>
             </w:r>
           </w:p>
           <w:p>
@@ -9907,25 +8778,7 @@
                 <w:sz w:val="22"/>
                 <w:szCs w:val="22"/>
               </w:rPr>
-              <w:t>Non-</w:t>
-            </w:r>
-            <w:proofErr w:type="gramStart"/>
-            <w:r>
-              <w:rPr>
-                <w:rFonts w:asciiTheme="minorHAnsi" w:hAnsiTheme="minorHAnsi" w:cstheme="minorHAnsi"/>
-                <w:sz w:val="22"/>
-                <w:szCs w:val="22"/>
-              </w:rPr>
-              <w:t>Contractual-Assigned</w:t>
-            </w:r>
-            <w:proofErr w:type="gramEnd"/>
-            <w:r>
-              <w:rPr>
-                <w:rFonts w:asciiTheme="minorHAnsi" w:hAnsiTheme="minorHAnsi" w:cstheme="minorHAnsi"/>
-                <w:sz w:val="22"/>
-                <w:szCs w:val="22"/>
-              </w:rPr>
-              <w:t xml:space="preserve"> to Vendor</w:t>
+              <w:t>Non-Contractual-Assigned to Vendor</w:t>
             </w:r>
           </w:p>
           <w:p>
@@ -9948,15 +8801,7 @@
                 <w:sz w:val="22"/>
                 <w:szCs w:val="22"/>
               </w:rPr>
-              <w:t>Quotation Approva</w:t>
-            </w:r>
-            <w:r>
-              <w:rPr>
-                <w:rFonts w:asciiTheme="minorHAnsi" w:hAnsiTheme="minorHAnsi" w:cstheme="minorHAnsi"/>
-                <w:sz w:val="22"/>
-                <w:szCs w:val="22"/>
-              </w:rPr>
-              <w:t>l</w:t>
+              <w:t>Quotation Approval</w:t>
             </w:r>
           </w:p>
           <w:p>
@@ -10002,15 +8847,7 @@
                 <w:sz w:val="22"/>
                 <w:szCs w:val="22"/>
               </w:rPr>
-              <w:t>In Progress</w:t>
-            </w:r>
-            <w:r>
-              <w:rPr>
-                <w:rFonts w:asciiTheme="minorHAnsi" w:hAnsiTheme="minorHAnsi" w:cstheme="minorHAnsi"/>
-                <w:sz w:val="22"/>
-                <w:szCs w:val="22"/>
-              </w:rPr>
-              <w:t xml:space="preserve">  </w:t>
+              <w:t xml:space="preserve">In Progress  </w:t>
             </w:r>
           </w:p>
           <w:p>
@@ -10079,15 +8916,7 @@
                 <w:sz w:val="22"/>
                 <w:szCs w:val="22"/>
               </w:rPr>
-              <w:t>Cancelled</w:t>
-            </w:r>
-            <w:r>
-              <w:rPr>
-                <w:rFonts w:asciiTheme="minorHAnsi" w:hAnsiTheme="minorHAnsi" w:cstheme="minorHAnsi"/>
-                <w:sz w:val="22"/>
-                <w:szCs w:val="22"/>
-              </w:rPr>
-              <w:t xml:space="preserve"> </w:t>
+              <w:t xml:space="preserve">Cancelled </w:t>
             </w:r>
           </w:p>
           <w:p>
@@ -10110,15 +8939,7 @@
                 <w:sz w:val="22"/>
                 <w:szCs w:val="22"/>
               </w:rPr>
-              <w:t>On Hold</w:t>
-            </w:r>
-            <w:r>
-              <w:rPr>
-                <w:rFonts w:asciiTheme="minorHAnsi" w:hAnsiTheme="minorHAnsi" w:cstheme="minorHAnsi"/>
-                <w:sz w:val="22"/>
-                <w:szCs w:val="22"/>
-              </w:rPr>
-              <w:t xml:space="preserve"> </w:t>
+              <w:t xml:space="preserve">On Hold </w:t>
             </w:r>
           </w:p>
           <w:p>
@@ -10177,17 +8998,7 @@
                 <w:szCs w:val="22"/>
                 <w:highlight w:val="yellow"/>
               </w:rPr>
-              <w:t xml:space="preserve">To be filled in the </w:t>
-            </w:r>
-            <w:r>
-              <w:rPr>
-                <w:rFonts w:asciiTheme="minorHAnsi" w:hAnsiTheme="minorHAnsi" w:cstheme="minorHAnsi"/>
-                <w:bCs/>
-                <w:sz w:val="22"/>
-                <w:szCs w:val="22"/>
-                <w:highlight w:val="yellow"/>
-              </w:rPr>
-              <w:t>RFI sheet</w:t>
+              <w:t>To be filled in the RFI sheet</w:t>
             </w:r>
           </w:p>
           <w:p>
@@ -10323,16 +9134,7 @@
                 <w:sz w:val="22"/>
                 <w:szCs w:val="22"/>
               </w:rPr>
-              <w:t>On Hold</w:t>
-            </w:r>
-            <w:r>
-              <w:rPr>
-                <w:rFonts w:asciiTheme="minorHAnsi" w:hAnsiTheme="minorHAnsi" w:cstheme="minorHAnsi"/>
-                <w:b/>
-                <w:sz w:val="22"/>
-                <w:szCs w:val="22"/>
-              </w:rPr>
-              <w:t xml:space="preserve">  </w:t>
+              <w:t xml:space="preserve">On Hold  </w:t>
             </w:r>
           </w:p>
           <w:p>
@@ -10477,16 +9279,7 @@
                 <w:szCs w:val="22"/>
               </w:rPr>
               <w:lastRenderedPageBreak/>
-              <w:t>Request Re-assignment</w:t>
-            </w:r>
-            <w:r>
-              <w:rPr>
-                <w:rFonts w:asciiTheme="minorHAnsi" w:hAnsiTheme="minorHAnsi" w:cstheme="minorHAnsi"/>
-                <w:b/>
-                <w:sz w:val="22"/>
-                <w:szCs w:val="22"/>
-              </w:rPr>
-              <w:t xml:space="preserve"> (create new Child WO)</w:t>
+              <w:t>Request Re-assignment (create new Child WO)</w:t>
             </w:r>
           </w:p>
           <w:p>
@@ -10551,7 +9344,6 @@
                 <w:szCs w:val="22"/>
               </w:rPr>
             </w:pPr>
-            <w:proofErr w:type="spellStart"/>
             <w:r>
               <w:rPr>
                 <w:rFonts w:asciiTheme="minorHAnsi" w:hAnsiTheme="minorHAnsi" w:cstheme="minorHAnsi"/>
@@ -10559,17 +9351,7 @@
                 <w:sz w:val="22"/>
                 <w:szCs w:val="22"/>
               </w:rPr>
-              <w:t>ReOpen</w:t>
-            </w:r>
-            <w:proofErr w:type="spellEnd"/>
-            <w:r>
-              <w:rPr>
-                <w:rFonts w:asciiTheme="minorHAnsi" w:hAnsiTheme="minorHAnsi" w:cstheme="minorHAnsi"/>
-                <w:b/>
-                <w:sz w:val="22"/>
-                <w:szCs w:val="22"/>
-              </w:rPr>
-              <w:t xml:space="preserve"> (with same vendor)</w:t>
+              <w:t>ReOpen (with same vendor)</w:t>
             </w:r>
           </w:p>
           <w:p>
@@ -10638,17 +9420,7 @@
                 <w:szCs w:val="22"/>
                 <w:highlight w:val="yellow"/>
               </w:rPr>
-              <w:t xml:space="preserve">To be filled in the </w:t>
-            </w:r>
-            <w:r>
-              <w:rPr>
-                <w:rFonts w:asciiTheme="minorHAnsi" w:hAnsiTheme="minorHAnsi" w:cstheme="minorHAnsi"/>
-                <w:bCs/>
-                <w:sz w:val="22"/>
-                <w:szCs w:val="22"/>
-                <w:highlight w:val="yellow"/>
-              </w:rPr>
-              <w:t>RFI sheet</w:t>
+              <w:t>To be filled in the RFI sheet</w:t>
             </w:r>
           </w:p>
         </w:tc>
@@ -11041,16 +9813,27 @@
                 <w:sz w:val="22"/>
                 <w:szCs w:val="22"/>
               </w:rPr>
-              <w:t>Do we charge tena</w:t>
-            </w:r>
-            <w:r>
+              <w:t>Do we charge tenant for the maintenance activity?</w:t>
+            </w:r>
+          </w:p>
+          <w:p>
+            <w:pPr>
+              <w:spacing w:before="60" w:after="60"/>
               <w:rPr>
                 <w:rFonts w:asciiTheme="minorHAnsi" w:hAnsiTheme="minorHAnsi" w:cstheme="minorHAnsi"/>
                 <w:color w:val="000000"/>
                 <w:sz w:val="22"/>
                 <w:szCs w:val="22"/>
               </w:rPr>
-              <w:t>nt for the maintenance activity?</w:t>
+            </w:pPr>
+            <w:r>
+              <w:rPr>
+                <w:rFonts w:asciiTheme="minorHAnsi" w:hAnsiTheme="minorHAnsi" w:cstheme="minorHAnsi"/>
+                <w:color w:val="000000"/>
+                <w:sz w:val="22"/>
+                <w:szCs w:val="22"/>
+              </w:rPr>
+              <w:t>On What basis?</w:t>
             </w:r>
           </w:p>
           <w:p>
@@ -11070,48 +9853,8 @@
                 <w:sz w:val="22"/>
                 <w:szCs w:val="22"/>
               </w:rPr>
-              <w:t>On What basis</w:t>
-            </w:r>
-            <w:r>
-              <w:rPr>
-                <w:rFonts w:asciiTheme="minorHAnsi" w:hAnsiTheme="minorHAnsi" w:cstheme="minorHAnsi"/>
-                <w:color w:val="000000"/>
-                <w:sz w:val="22"/>
-                <w:szCs w:val="22"/>
-              </w:rPr>
-              <w:t>?</w:t>
-            </w:r>
-          </w:p>
-          <w:p>
-            <w:pPr>
-              <w:spacing w:before="60" w:after="60"/>
-              <w:rPr>
-                <w:rFonts w:asciiTheme="minorHAnsi" w:hAnsiTheme="minorHAnsi" w:cstheme="minorHAnsi"/>
-                <w:color w:val="000000"/>
-                <w:sz w:val="22"/>
-                <w:szCs w:val="22"/>
-              </w:rPr>
-            </w:pPr>
-            <w:r>
-              <w:rPr>
-                <w:rFonts w:asciiTheme="minorHAnsi" w:hAnsiTheme="minorHAnsi" w:cstheme="minorHAnsi"/>
-                <w:color w:val="000000"/>
-                <w:sz w:val="22"/>
-                <w:szCs w:val="22"/>
-              </w:rPr>
-              <w:t xml:space="preserve">Time spent by </w:t>
-            </w:r>
-            <w:proofErr w:type="gramStart"/>
-            <w:r>
-              <w:rPr>
-                <w:rFonts w:asciiTheme="minorHAnsi" w:hAnsiTheme="minorHAnsi" w:cstheme="minorHAnsi"/>
-                <w:color w:val="000000"/>
-                <w:sz w:val="22"/>
-                <w:szCs w:val="22"/>
-              </w:rPr>
-              <w:t>work?</w:t>
-            </w:r>
-            <w:proofErr w:type="gramEnd"/>
+              <w:t>Time spent by work?</w:t>
+            </w:r>
           </w:p>
           <w:p>
             <w:pPr>
@@ -11212,25 +9955,7 @@
                 <w:sz w:val="22"/>
                 <w:szCs w:val="22"/>
               </w:rPr>
-              <w:t>If yes under what income group</w:t>
-            </w:r>
-            <w:r>
-              <w:rPr>
-                <w:rFonts w:asciiTheme="minorHAnsi" w:hAnsiTheme="minorHAnsi" w:cstheme="minorHAnsi"/>
-                <w:color w:val="000000"/>
-                <w:sz w:val="22"/>
-                <w:szCs w:val="22"/>
-              </w:rPr>
-              <w:t xml:space="preserve">/Charge code </w:t>
-            </w:r>
-            <w:r>
-              <w:rPr>
-                <w:rFonts w:asciiTheme="minorHAnsi" w:hAnsiTheme="minorHAnsi" w:cstheme="minorHAnsi"/>
-                <w:color w:val="000000"/>
-                <w:sz w:val="22"/>
-                <w:szCs w:val="22"/>
-              </w:rPr>
-              <w:t>it is covered</w:t>
+              <w:t>If yes under what income group/Charge code it is covered</w:t>
             </w:r>
           </w:p>
         </w:tc>
@@ -11309,25 +10034,7 @@
                 <w:sz w:val="22"/>
                 <w:szCs w:val="22"/>
               </w:rPr>
-              <w:t xml:space="preserve">Do we have </w:t>
-            </w:r>
-            <w:r>
-              <w:rPr>
-                <w:rFonts w:asciiTheme="minorHAnsi" w:hAnsiTheme="minorHAnsi" w:cstheme="minorHAnsi"/>
-                <w:color w:val="000000"/>
-                <w:sz w:val="22"/>
-                <w:szCs w:val="22"/>
-              </w:rPr>
-              <w:t>markup</w:t>
-            </w:r>
-            <w:r>
-              <w:rPr>
-                <w:rFonts w:asciiTheme="minorHAnsi" w:hAnsiTheme="minorHAnsi" w:cstheme="minorHAnsi"/>
-                <w:color w:val="000000"/>
-                <w:sz w:val="22"/>
-                <w:szCs w:val="22"/>
-              </w:rPr>
-              <w:t xml:space="preserve"> while raising charge to tenant</w:t>
+              <w:t>Do we have markup while raising charge to tenant</w:t>
             </w:r>
           </w:p>
         </w:tc>
@@ -11468,34 +10175,7 @@
                 <w:sz w:val="22"/>
                 <w:szCs w:val="22"/>
               </w:rPr>
-              <w:t xml:space="preserve">What </w:t>
-            </w:r>
-            <w:r>
-              <w:rPr>
-                <w:rFonts w:asciiTheme="minorHAnsi" w:hAnsiTheme="minorHAnsi" w:cstheme="minorHAnsi"/>
-                <w:color w:val="000000"/>
-                <w:sz w:val="22"/>
-                <w:szCs w:val="22"/>
-              </w:rPr>
-              <w:t>are</w:t>
-            </w:r>
-            <w:r>
-              <w:rPr>
-                <w:rFonts w:asciiTheme="minorHAnsi" w:hAnsiTheme="minorHAnsi" w:cstheme="minorHAnsi"/>
-                <w:color w:val="000000"/>
-                <w:sz w:val="22"/>
-                <w:szCs w:val="22"/>
-              </w:rPr>
-              <w:t xml:space="preserve"> the payment </w:t>
-            </w:r>
-            <w:r>
-              <w:rPr>
-                <w:rFonts w:asciiTheme="minorHAnsi" w:hAnsiTheme="minorHAnsi" w:cstheme="minorHAnsi"/>
-                <w:color w:val="000000"/>
-                <w:sz w:val="22"/>
-                <w:szCs w:val="22"/>
-              </w:rPr>
-              <w:t xml:space="preserve">methods </w:t>
+              <w:t xml:space="preserve">What are the payment methods </w:t>
             </w:r>
           </w:p>
         </w:tc>
@@ -11630,17 +10310,7 @@
                 <w:szCs w:val="22"/>
                 <w:highlight w:val="yellow"/>
               </w:rPr>
-              <w:t xml:space="preserve">To be filled in the </w:t>
-            </w:r>
-            <w:r>
-              <w:rPr>
-                <w:rFonts w:asciiTheme="minorHAnsi" w:hAnsiTheme="minorHAnsi" w:cstheme="minorHAnsi"/>
-                <w:bCs/>
-                <w:sz w:val="22"/>
-                <w:szCs w:val="22"/>
-                <w:highlight w:val="yellow"/>
-              </w:rPr>
-              <w:t>RFI sheet</w:t>
+              <w:t>To be filled in the RFI sheet</w:t>
             </w:r>
           </w:p>
           <w:p>
@@ -11678,15 +10348,7 @@
                 <w:sz w:val="22"/>
                 <w:szCs w:val="22"/>
               </w:rPr>
-              <w:t>Technicians’</w:t>
-            </w:r>
-            <w:r>
-              <w:rPr>
-                <w:rFonts w:asciiTheme="minorHAnsi" w:hAnsiTheme="minorHAnsi" w:cstheme="minorHAnsi"/>
-                <w:sz w:val="22"/>
-                <w:szCs w:val="22"/>
-              </w:rPr>
-              <w:t xml:space="preserve"> notes</w:t>
+              <w:t>Technicians’ notes</w:t>
             </w:r>
           </w:p>
         </w:tc>
@@ -11767,49 +10429,7 @@
                 <w:sz w:val="22"/>
                 <w:szCs w:val="22"/>
               </w:rPr>
-              <w:t xml:space="preserve">Supervisor will create Incident Reporting </w:t>
-            </w:r>
-            <w:r>
-              <w:rPr>
-                <w:rFonts w:asciiTheme="minorHAnsi" w:hAnsiTheme="minorHAnsi" w:cstheme="minorHAnsi"/>
-                <w:sz w:val="22"/>
-                <w:szCs w:val="22"/>
-              </w:rPr>
-              <w:t>Inspection</w:t>
-            </w:r>
-            <w:r>
-              <w:rPr>
-                <w:rFonts w:asciiTheme="minorHAnsi" w:hAnsiTheme="minorHAnsi" w:cstheme="minorHAnsi"/>
-                <w:sz w:val="22"/>
-                <w:szCs w:val="22"/>
-              </w:rPr>
-              <w:t xml:space="preserve"> system. Supervisor will provide details, pictures and supporting documents. Supervisor will create Work Order for Incident by snagging from Inspection (Category/Sub-category</w:t>
-            </w:r>
-            <w:proofErr w:type="gramStart"/>
-            <w:r>
-              <w:rPr>
-                <w:rFonts w:asciiTheme="minorHAnsi" w:hAnsiTheme="minorHAnsi" w:cstheme="minorHAnsi"/>
-                <w:sz w:val="22"/>
-                <w:szCs w:val="22"/>
-              </w:rPr>
-              <w:t>=  Incident</w:t>
-            </w:r>
-            <w:proofErr w:type="gramEnd"/>
-            <w:r>
-              <w:rPr>
-                <w:rFonts w:asciiTheme="minorHAnsi" w:hAnsiTheme="minorHAnsi" w:cstheme="minorHAnsi"/>
-                <w:sz w:val="22"/>
-                <w:szCs w:val="22"/>
-              </w:rPr>
-              <w:t>)</w:t>
-            </w:r>
-            <w:r>
-              <w:rPr>
-                <w:rFonts w:asciiTheme="minorHAnsi" w:hAnsiTheme="minorHAnsi" w:cstheme="minorHAnsi"/>
-                <w:sz w:val="22"/>
-                <w:szCs w:val="22"/>
-              </w:rPr>
-              <w:t>.</w:t>
+              <w:t>Supervisor will create Incident Reporting Inspection system. Supervisor will provide details, pictures and supporting documents. Supervisor will create Work Order for Incident by snagging from Inspection (Category/Sub-category=  Incident).</w:t>
             </w:r>
           </w:p>
           <w:p>
@@ -11855,15 +10475,7 @@
                 <w:sz w:val="22"/>
                 <w:szCs w:val="22"/>
               </w:rPr>
-              <w:t>After Offline Approval for Claim is received, Supervisor will assign Work order to either vendor or Technician for Servicing</w:t>
-            </w:r>
-            <w:r>
-              <w:rPr>
-                <w:rFonts w:asciiTheme="minorHAnsi" w:hAnsiTheme="minorHAnsi" w:cstheme="minorHAnsi"/>
-                <w:sz w:val="22"/>
-                <w:szCs w:val="22"/>
-              </w:rPr>
-              <w:t>.</w:t>
+              <w:t>After Offline Approval for Claim is received, Supervisor will assign Work order to either vendor or Technician for Servicing.</w:t>
             </w:r>
           </w:p>
           <w:p>
@@ -11886,23 +10498,7 @@
                 <w:sz w:val="22"/>
                 <w:szCs w:val="22"/>
               </w:rPr>
-              <w:t>After Work Order is completed by Vendor</w:t>
-            </w:r>
-            <w:r>
-              <w:rPr>
-                <w:rFonts w:asciiTheme="minorHAnsi" w:hAnsiTheme="minorHAnsi" w:cstheme="minorHAnsi"/>
-                <w:sz w:val="22"/>
-                <w:szCs w:val="22"/>
-              </w:rPr>
-              <w:t>, WO is marked as “Work Completed”</w:t>
-            </w:r>
-            <w:r>
-              <w:rPr>
-                <w:rFonts w:asciiTheme="minorHAnsi" w:hAnsiTheme="minorHAnsi" w:cstheme="minorHAnsi"/>
-                <w:sz w:val="22"/>
-                <w:szCs w:val="22"/>
-              </w:rPr>
-              <w:t xml:space="preserve">. </w:t>
+              <w:t xml:space="preserve">After Work Order is completed by Vendor, WO is marked as “Work Completed”. </w:t>
             </w:r>
           </w:p>
           <w:p>
@@ -11925,15 +10521,7 @@
                 <w:sz w:val="22"/>
                 <w:szCs w:val="22"/>
               </w:rPr>
-              <w:t xml:space="preserve">Claim number to be filled and payment status </w:t>
-            </w:r>
-            <w:r>
-              <w:rPr>
-                <w:rFonts w:asciiTheme="minorHAnsi" w:hAnsiTheme="minorHAnsi" w:cstheme="minorHAnsi"/>
-                <w:sz w:val="22"/>
-                <w:szCs w:val="22"/>
-              </w:rPr>
-              <w:t>updated.</w:t>
+              <w:t>Claim number to be filled and payment status updated.</w:t>
             </w:r>
           </w:p>
           <w:p>
@@ -12007,47 +10595,7 @@
           <w:u w:val="single"/>
         </w:rPr>
         <w:lastRenderedPageBreak/>
-        <w:t xml:space="preserve">Additional </w:t>
-      </w:r>
-      <w:r>
-        <w:rPr>
-          <w:rFonts w:asciiTheme="minorHAnsi" w:hAnsiTheme="minorHAnsi"/>
-          <w:b/>
-          <w:sz w:val="22"/>
-          <w:szCs w:val="22"/>
-          <w:u w:val="single"/>
-        </w:rPr>
-        <w:t>Requirements</w:t>
-      </w:r>
-      <w:r>
-        <w:rPr>
-          <w:rFonts w:asciiTheme="minorHAnsi" w:hAnsiTheme="minorHAnsi"/>
-          <w:b/>
-          <w:sz w:val="22"/>
-          <w:szCs w:val="22"/>
-          <w:u w:val="single"/>
-        </w:rPr>
-        <w:t xml:space="preserve"> </w:t>
-      </w:r>
-      <w:r>
-        <w:rPr>
-          <w:rFonts w:asciiTheme="minorHAnsi" w:hAnsiTheme="minorHAnsi"/>
-          <w:b/>
-          <w:sz w:val="22"/>
-          <w:szCs w:val="22"/>
-          <w:u w:val="single"/>
-        </w:rPr>
-        <w:t>raised</w:t>
-      </w:r>
-      <w:r>
-        <w:rPr>
-          <w:rFonts w:asciiTheme="minorHAnsi" w:hAnsiTheme="minorHAnsi"/>
-          <w:b/>
-          <w:sz w:val="22"/>
-          <w:szCs w:val="22"/>
-          <w:u w:val="single"/>
-        </w:rPr>
-        <w:t xml:space="preserve"> during the BPR Session</w:t>
+        <w:t>Additional Requirements raised during the BPR Session</w:t>
       </w:r>
     </w:p>
     <w:tbl>
